--- a/src/main/resources/templete/123.docx
+++ b/src/main/resources/templete/123.docx
@@ -26,7 +26,7 @@
         </w:tblCellMar>
       </w:tblPr>
       <w:tblGrid>
-        <w:gridCol w:w="10462"/>
+        <w:gridCol w:w="10558"/>
       </w:tblGrid>
       <w:tr>
         <w:tblPrEx>
@@ -38,6 +38,12 @@
             <w:insideH w:val="single" w:color="auto" w:sz="4" w:space="0"/>
             <w:insideV w:val="single" w:color="auto" w:sz="4" w:space="0"/>
           </w:tblBorders>
+          <w:tblCellMar>
+            <w:top w:w="0" w:type="dxa"/>
+            <w:left w:w="108" w:type="dxa"/>
+            <w:bottom w:w="0" w:type="dxa"/>
+            <w:right w:w="108" w:type="dxa"/>
+          </w:tblCellMar>
         </w:tblPrEx>
         <w:tc>
           <w:tcPr>
@@ -51,13 +57,15 @@
               <w:bidi w:val="0"/>
               <w:jc w:val="center"/>
               <w:rPr>
-                <w:rFonts w:hint="default"/>
+                <w:rFonts w:hint="eastAsia" w:asciiTheme="minorEastAsia" w:hAnsiTheme="minorEastAsia" w:eastAsiaTheme="minorEastAsia" w:cstheme="minorEastAsia"/>
                 <w:lang w:val="en-US" w:eastAsia="zh-CN"/>
               </w:rPr>
             </w:pPr>
+            <w:bookmarkStart w:id="1" w:name="_GoBack"/>
+            <w:bookmarkEnd w:id="1"/>
             <w:r>
               <w:rPr>
-                <w:rFonts w:hint="eastAsia"/>
+                <w:rFonts w:hint="eastAsia" w:asciiTheme="minorEastAsia" w:hAnsiTheme="minorEastAsia" w:eastAsiaTheme="minorEastAsia" w:cstheme="minorEastAsia"/>
                 <w:lang w:val="en-US" w:eastAsia="zh-CN"/>
               </w:rPr>
               <w:t>生仝智能科技（北京）有限公司</w:t>
@@ -94,7 +102,7 @@
               <w:bidi w:val="0"/>
               <w:ind w:firstLine="964" w:firstLineChars="400"/>
               <w:rPr>
-                <w:rFonts w:hint="default"/>
+                <w:rFonts w:hint="eastAsia" w:asciiTheme="minorEastAsia" w:hAnsiTheme="minorEastAsia" w:eastAsiaTheme="minorEastAsia" w:cstheme="minorEastAsia"/>
                 <w:u w:val="none"/>
                 <w:lang w:val="en-US" w:eastAsia="zh-CN"/>
               </w:rPr>
@@ -102,14 +110,14 @@
             <w:bookmarkStart w:id="0" w:name="OLE_LINK1"/>
             <w:r>
               <w:rPr>
-                <w:rFonts w:hint="eastAsia"/>
+                <w:rFonts w:hint="eastAsia" w:asciiTheme="minorEastAsia" w:hAnsiTheme="minorEastAsia" w:eastAsiaTheme="minorEastAsia" w:cstheme="minorEastAsia"/>
                 <w:lang w:val="en-US" w:eastAsia="zh-CN"/>
               </w:rPr>
               <w:t>专题名称：</w:t>
             </w:r>
             <w:r>
               <w:rPr>
-                <w:rFonts w:hint="eastAsia"/>
+                <w:rFonts w:hint="eastAsia" w:asciiTheme="minorEastAsia" w:hAnsiTheme="minorEastAsia" w:eastAsiaTheme="minorEastAsia" w:cstheme="minorEastAsia"/>
                 <w:color w:val="FF0000"/>
                 <w:u w:val="single"/>
                 <w:lang w:val="en-US" w:eastAsia="zh-CN"/>
@@ -118,7 +126,7 @@
             </w:r>
             <w:r>
               <w:rPr>
-                <w:rFonts w:hint="eastAsia"/>
+                <w:rFonts w:hint="eastAsia" w:asciiTheme="minorEastAsia" w:hAnsiTheme="minorEastAsia" w:eastAsiaTheme="minorEastAsia" w:cstheme="minorEastAsia"/>
                 <w:u w:val="none"/>
                 <w:lang w:val="en-US" w:eastAsia="zh-CN"/>
               </w:rPr>
@@ -126,7 +134,7 @@
             </w:r>
             <w:r>
               <w:rPr>
-                <w:rFonts w:hint="eastAsia"/>
+                <w:rFonts w:hint="eastAsia" w:asciiTheme="minorEastAsia" w:hAnsiTheme="minorEastAsia" w:eastAsiaTheme="minorEastAsia" w:cstheme="minorEastAsia"/>
                 <w:color w:val="FF0000"/>
                 <w:u w:val="single"/>
                 <w:lang w:val="en-US" w:eastAsia="zh-CN"/>
@@ -164,7 +172,7 @@
             <w:pPr>
               <w:jc w:val="center"/>
               <w:rPr>
-                <w:rFonts w:hint="eastAsia" w:eastAsia="宋体"/>
+                <w:rFonts w:hint="eastAsia" w:asciiTheme="minorEastAsia" w:hAnsiTheme="minorEastAsia" w:eastAsiaTheme="minorEastAsia" w:cstheme="minorEastAsia"/>
                 <w:b/>
                 <w:bCs/>
                 <w:vertAlign w:val="baseline"/>
@@ -173,7 +181,7 @@
             </w:pPr>
             <w:r>
               <w:rPr>
-                <w:rFonts w:hint="eastAsia"/>
+                <w:rFonts w:hint="eastAsia" w:asciiTheme="minorEastAsia" w:hAnsiTheme="minorEastAsia" w:eastAsiaTheme="minorEastAsia" w:cstheme="minorEastAsia"/>
                 <w:b/>
                 <w:bCs/>
                 <w:vertAlign w:val="baseline"/>
@@ -182,7 +190,7 @@
             </w:r>
             <w:r>
               <w:rPr>
-                <w:rFonts w:hint="eastAsia"/>
+                <w:rFonts w:hint="eastAsia" w:asciiTheme="minorEastAsia" w:hAnsiTheme="minorEastAsia" w:eastAsiaTheme="minorEastAsia" w:cstheme="minorEastAsia"/>
                 <w:b/>
                 <w:bCs/>
                 <w:vertAlign w:val="baseline"/>
@@ -192,7 +200,7 @@
             </w:r>
             <w:r>
               <w:rPr>
-                <w:rFonts w:hint="eastAsia"/>
+                <w:rFonts w:hint="eastAsia" w:asciiTheme="minorEastAsia" w:hAnsiTheme="minorEastAsia" w:eastAsiaTheme="minorEastAsia" w:cstheme="minorEastAsia"/>
                 <w:b/>
                 <w:bCs/>
                 <w:vertAlign w:val="baseline"/>
@@ -201,7 +209,7 @@
             </w:r>
             <w:r>
               <w:rPr>
-                <w:rFonts w:hint="eastAsia"/>
+                <w:rFonts w:hint="eastAsia" w:asciiTheme="minorEastAsia" w:hAnsiTheme="minorEastAsia" w:eastAsiaTheme="minorEastAsia" w:cstheme="minorEastAsia"/>
                 <w:b/>
                 <w:bCs/>
                 <w:vertAlign w:val="baseline"/>
@@ -211,7 +219,7 @@
             </w:r>
             <w:r>
               <w:rPr>
-                <w:rFonts w:hint="eastAsia"/>
+                <w:rFonts w:hint="eastAsia" w:asciiTheme="minorEastAsia" w:hAnsiTheme="minorEastAsia" w:eastAsiaTheme="minorEastAsia" w:cstheme="minorEastAsia"/>
                 <w:b/>
                 <w:bCs/>
                 <w:vertAlign w:val="baseline"/>
@@ -220,7 +228,7 @@
             </w:r>
             <w:r>
               <w:rPr>
-                <w:rFonts w:hint="eastAsia"/>
+                <w:rFonts w:hint="eastAsia" w:asciiTheme="minorEastAsia" w:hAnsiTheme="minorEastAsia" w:eastAsiaTheme="minorEastAsia" w:cstheme="minorEastAsia"/>
                 <w:b/>
                 <w:bCs/>
                 <w:vertAlign w:val="baseline"/>
@@ -309,16 +317,16 @@
                 <w:p>
                   <w:pPr>
                     <w:rPr>
-                      <w:rFonts w:hint="eastAsia"/>
-                      <w:b/>
-                      <w:bCs/>
-                      <w:vertAlign w:val="baseline"/>
-                      <w:lang w:val="en-US" w:eastAsia="zh-CN"/>
-                    </w:rPr>
-                  </w:pPr>
-                  <w:r>
-                    <w:rPr>
-                      <w:rFonts w:hint="eastAsia"/>
+                      <w:rFonts w:hint="eastAsia" w:asciiTheme="minorEastAsia" w:hAnsiTheme="minorEastAsia" w:eastAsiaTheme="minorEastAsia" w:cstheme="minorEastAsia"/>
+                      <w:b/>
+                      <w:bCs/>
+                      <w:vertAlign w:val="baseline"/>
+                      <w:lang w:val="en-US" w:eastAsia="zh-CN"/>
+                    </w:rPr>
+                  </w:pPr>
+                  <w:r>
+                    <w:rPr>
+                      <w:rFonts w:hint="eastAsia" w:asciiTheme="minorEastAsia" w:hAnsiTheme="minorEastAsia" w:eastAsiaTheme="minorEastAsia" w:cstheme="minorEastAsia"/>
                       <w:b/>
                       <w:bCs/>
                       <w:vertAlign w:val="baseline"/>
@@ -355,14 +363,14 @@
                 <w:p>
                   <w:pPr>
                     <w:rPr>
-                      <w:rFonts w:hint="default" w:eastAsia="宋体"/>
-                      <w:vertAlign w:val="baseline"/>
-                      <w:lang w:val="en-US" w:eastAsia="zh-CN"/>
-                    </w:rPr>
-                  </w:pPr>
-                  <w:r>
-                    <w:rPr>
-                      <w:rFonts w:hint="eastAsia"/>
+                      <w:rFonts w:hint="eastAsia" w:asciiTheme="minorEastAsia" w:hAnsiTheme="minorEastAsia" w:eastAsiaTheme="minorEastAsia" w:cstheme="minorEastAsia"/>
+                      <w:vertAlign w:val="baseline"/>
+                      <w:lang w:val="en-US" w:eastAsia="zh-CN"/>
+                    </w:rPr>
+                  </w:pPr>
+                  <w:r>
+                    <w:rPr>
+                      <w:rFonts w:hint="eastAsia" w:asciiTheme="minorEastAsia" w:hAnsiTheme="minorEastAsia" w:eastAsiaTheme="minorEastAsia" w:cstheme="minorEastAsia"/>
                       <w:b/>
                       <w:bCs/>
                       <w:vertAlign w:val="baseline"/>
@@ -372,35 +380,13 @@
                   </w:r>
                   <w:r>
                     <w:rPr>
-                      <w:rFonts w:hint="eastAsia"/>
+                      <w:rFonts w:hint="eastAsia" w:asciiTheme="minorEastAsia" w:hAnsiTheme="minorEastAsia" w:eastAsiaTheme="minorEastAsia" w:cstheme="minorEastAsia"/>
                       <w:color w:val="FF0000"/>
                       <w:u w:val="single"/>
                       <w:vertAlign w:val="baseline"/>
                       <w:lang w:val="en-US" w:eastAsia="zh-CN"/>
                     </w:rPr>
-                    <w:t>{{</w:t>
-                  </w:r>
-                  <w:bookmarkStart w:id="1" w:name="_GoBack"/>
-                  <w:r>
-                    <w:rPr>
-                      <w:rFonts w:hint="eastAsia"/>
-                      <w:color w:val="FF0000"/>
-                      <w:u w:val="single"/>
-                      <w:vertAlign w:val="baseline"/>
-                      <w:lang w:val="en-US" w:eastAsia="zh-CN"/>
-                    </w:rPr>
-                    <w:t>fileName</w:t>
-                  </w:r>
-                  <w:bookmarkEnd w:id="1"/>
-                  <w:r>
-                    <w:rPr>
-                      <w:rFonts w:hint="eastAsia"/>
-                      <w:color w:val="FF0000"/>
-                      <w:u w:val="single"/>
-                      <w:vertAlign w:val="baseline"/>
-                      <w:lang w:val="en-US" w:eastAsia="zh-CN"/>
-                    </w:rPr>
-                    <w:t>}}</w:t>
+                    <w:t>{{fileName}}</w:t>
                   </w:r>
                 </w:p>
               </w:tc>
@@ -413,14 +399,14 @@
                 <w:p>
                   <w:pPr>
                     <w:rPr>
-                      <w:rFonts w:hint="default" w:eastAsia="宋体"/>
-                      <w:vertAlign w:val="baseline"/>
-                      <w:lang w:val="en-US" w:eastAsia="zh-CN"/>
-                    </w:rPr>
-                  </w:pPr>
-                  <w:r>
-                    <w:rPr>
-                      <w:rFonts w:hint="eastAsia"/>
+                      <w:rFonts w:hint="eastAsia" w:asciiTheme="minorEastAsia" w:hAnsiTheme="minorEastAsia" w:eastAsiaTheme="minorEastAsia" w:cstheme="minorEastAsia"/>
+                      <w:vertAlign w:val="baseline"/>
+                      <w:lang w:val="en-US" w:eastAsia="zh-CN"/>
+                    </w:rPr>
+                  </w:pPr>
+                  <w:r>
+                    <w:rPr>
+                      <w:rFonts w:hint="eastAsia" w:asciiTheme="minorEastAsia" w:hAnsiTheme="minorEastAsia" w:eastAsiaTheme="minorEastAsia" w:cstheme="minorEastAsia"/>
                       <w:b/>
                       <w:bCs/>
                       <w:vertAlign w:val="baseline"/>
@@ -430,7 +416,7 @@
                   </w:r>
                   <w:r>
                     <w:rPr>
-                      <w:rFonts w:hint="eastAsia"/>
+                      <w:rFonts w:hint="eastAsia" w:asciiTheme="minorEastAsia" w:hAnsiTheme="minorEastAsia" w:eastAsiaTheme="minorEastAsia" w:cstheme="minorEastAsia"/>
                       <w:color w:val="FF0000"/>
                       <w:u w:val="single"/>
                       <w:vertAlign w:val="baseline"/>
@@ -467,14 +453,14 @@
                 <w:p>
                   <w:pPr>
                     <w:rPr>
-                      <w:rFonts w:hint="default" w:eastAsia="宋体"/>
-                      <w:vertAlign w:val="baseline"/>
-                      <w:lang w:val="en-US" w:eastAsia="zh-CN"/>
-                    </w:rPr>
-                  </w:pPr>
-                  <w:r>
-                    <w:rPr>
-                      <w:rFonts w:hint="eastAsia"/>
+                      <w:rFonts w:hint="eastAsia" w:asciiTheme="minorEastAsia" w:hAnsiTheme="minorEastAsia" w:eastAsiaTheme="minorEastAsia" w:cstheme="minorEastAsia"/>
+                      <w:vertAlign w:val="baseline"/>
+                      <w:lang w:val="en-US" w:eastAsia="zh-CN"/>
+                    </w:rPr>
+                  </w:pPr>
+                  <w:r>
+                    <w:rPr>
+                      <w:rFonts w:hint="eastAsia" w:asciiTheme="minorEastAsia" w:hAnsiTheme="minorEastAsia" w:eastAsiaTheme="minorEastAsia" w:cstheme="minorEastAsia"/>
                       <w:b/>
                       <w:bCs/>
                       <w:vertAlign w:val="baseline"/>
@@ -484,7 +470,7 @@
                   </w:r>
                   <w:r>
                     <w:rPr>
-                      <w:rFonts w:hint="eastAsia"/>
+                      <w:rFonts w:hint="eastAsia" w:asciiTheme="minorEastAsia" w:hAnsiTheme="minorEastAsia" w:eastAsiaTheme="minorEastAsia" w:cstheme="minorEastAsia"/>
                       <w:color w:val="FF0000"/>
                       <w:u w:val="single"/>
                       <w:vertAlign w:val="baseline"/>
@@ -503,14 +489,14 @@
                 <w:p>
                   <w:pPr>
                     <w:rPr>
-                      <w:rFonts w:hint="default" w:eastAsia="宋体"/>
-                      <w:vertAlign w:val="baseline"/>
-                      <w:lang w:val="en-US" w:eastAsia="zh-CN"/>
-                    </w:rPr>
-                  </w:pPr>
-                  <w:r>
-                    <w:rPr>
-                      <w:rFonts w:hint="eastAsia"/>
+                      <w:rFonts w:hint="eastAsia" w:asciiTheme="minorEastAsia" w:hAnsiTheme="minorEastAsia" w:eastAsiaTheme="minorEastAsia" w:cstheme="minorEastAsia"/>
+                      <w:vertAlign w:val="baseline"/>
+                      <w:lang w:val="en-US" w:eastAsia="zh-CN"/>
+                    </w:rPr>
+                  </w:pPr>
+                  <w:r>
+                    <w:rPr>
+                      <w:rFonts w:hint="eastAsia" w:asciiTheme="minorEastAsia" w:hAnsiTheme="minorEastAsia" w:eastAsiaTheme="minorEastAsia" w:cstheme="minorEastAsia"/>
                       <w:b/>
                       <w:bCs/>
                       <w:vertAlign w:val="baseline"/>
@@ -520,7 +506,7 @@
                   </w:r>
                   <w:r>
                     <w:rPr>
-                      <w:rFonts w:hint="eastAsia"/>
+                      <w:rFonts w:hint="eastAsia" w:asciiTheme="minorEastAsia" w:hAnsiTheme="minorEastAsia" w:eastAsiaTheme="minorEastAsia" w:cstheme="minorEastAsia"/>
                       <w:color w:val="FF0000"/>
                       <w:u w:val="single"/>
                       <w:vertAlign w:val="baseline"/>
@@ -557,14 +543,14 @@
                 <w:p>
                   <w:pPr>
                     <w:rPr>
-                      <w:rFonts w:hint="default" w:eastAsia="宋体"/>
-                      <w:vertAlign w:val="baseline"/>
-                      <w:lang w:val="en-US" w:eastAsia="zh-CN"/>
-                    </w:rPr>
-                  </w:pPr>
-                  <w:r>
-                    <w:rPr>
-                      <w:rFonts w:hint="eastAsia"/>
+                      <w:rFonts w:hint="eastAsia" w:asciiTheme="minorEastAsia" w:hAnsiTheme="minorEastAsia" w:eastAsiaTheme="minorEastAsia" w:cstheme="minorEastAsia"/>
+                      <w:vertAlign w:val="baseline"/>
+                      <w:lang w:val="en-US" w:eastAsia="zh-CN"/>
+                    </w:rPr>
+                  </w:pPr>
+                  <w:r>
+                    <w:rPr>
+                      <w:rFonts w:hint="eastAsia" w:asciiTheme="minorEastAsia" w:hAnsiTheme="minorEastAsia" w:eastAsiaTheme="minorEastAsia" w:cstheme="minorEastAsia"/>
                       <w:b/>
                       <w:bCs/>
                       <w:vertAlign w:val="baseline"/>
@@ -574,7 +560,7 @@
                   </w:r>
                   <w:r>
                     <w:rPr>
-                      <w:rFonts w:hint="eastAsia"/>
+                      <w:rFonts w:hint="eastAsia" w:asciiTheme="minorEastAsia" w:hAnsiTheme="minorEastAsia" w:eastAsiaTheme="minorEastAsia" w:cstheme="minorEastAsia"/>
                       <w:color w:val="FF0000"/>
                       <w:u w:val="single"/>
                       <w:vertAlign w:val="baseline"/>
@@ -593,14 +579,14 @@
                 <w:p>
                   <w:pPr>
                     <w:rPr>
-                      <w:rFonts w:hint="default" w:eastAsia="宋体"/>
-                      <w:vertAlign w:val="baseline"/>
-                      <w:lang w:val="en-US" w:eastAsia="zh-CN"/>
-                    </w:rPr>
-                  </w:pPr>
-                  <w:r>
-                    <w:rPr>
-                      <w:rFonts w:hint="eastAsia"/>
+                      <w:rFonts w:hint="eastAsia" w:asciiTheme="minorEastAsia" w:hAnsiTheme="minorEastAsia" w:eastAsiaTheme="minorEastAsia" w:cstheme="minorEastAsia"/>
+                      <w:vertAlign w:val="baseline"/>
+                      <w:lang w:val="en-US" w:eastAsia="zh-CN"/>
+                    </w:rPr>
+                  </w:pPr>
+                  <w:r>
+                    <w:rPr>
+                      <w:rFonts w:hint="eastAsia" w:asciiTheme="minorEastAsia" w:hAnsiTheme="minorEastAsia" w:eastAsiaTheme="minorEastAsia" w:cstheme="minorEastAsia"/>
                       <w:b/>
                       <w:bCs/>
                       <w:vertAlign w:val="baseline"/>
@@ -610,7 +596,7 @@
                   </w:r>
                   <w:r>
                     <w:rPr>
-                      <w:rFonts w:hint="eastAsia"/>
+                      <w:rFonts w:hint="eastAsia" w:asciiTheme="minorEastAsia" w:hAnsiTheme="minorEastAsia" w:eastAsiaTheme="minorEastAsia" w:cstheme="minorEastAsia"/>
                       <w:color w:val="FF0000"/>
                       <w:u w:val="single"/>
                       <w:vertAlign w:val="baseline"/>
@@ -647,14 +633,14 @@
                 <w:p>
                   <w:pPr>
                     <w:rPr>
-                      <w:rFonts w:hint="default" w:eastAsia="宋体"/>
-                      <w:vertAlign w:val="baseline"/>
-                      <w:lang w:val="en-US" w:eastAsia="zh-CN"/>
-                    </w:rPr>
-                  </w:pPr>
-                  <w:r>
-                    <w:rPr>
-                      <w:rFonts w:hint="eastAsia"/>
+                      <w:rFonts w:hint="eastAsia" w:asciiTheme="minorEastAsia" w:hAnsiTheme="minorEastAsia" w:eastAsiaTheme="minorEastAsia" w:cstheme="minorEastAsia"/>
+                      <w:vertAlign w:val="baseline"/>
+                      <w:lang w:val="en-US" w:eastAsia="zh-CN"/>
+                    </w:rPr>
+                  </w:pPr>
+                  <w:r>
+                    <w:rPr>
+                      <w:rFonts w:hint="eastAsia" w:asciiTheme="minorEastAsia" w:hAnsiTheme="minorEastAsia" w:eastAsiaTheme="minorEastAsia" w:cstheme="minorEastAsia"/>
                       <w:b/>
                       <w:bCs/>
                       <w:vertAlign w:val="baseline"/>
@@ -664,7 +650,7 @@
                   </w:r>
                   <w:r>
                     <w:rPr>
-                      <w:rFonts w:hint="eastAsia"/>
+                      <w:rFonts w:hint="eastAsia" w:asciiTheme="minorEastAsia" w:hAnsiTheme="minorEastAsia" w:eastAsiaTheme="minorEastAsia" w:cstheme="minorEastAsia"/>
                       <w:color w:val="FF0000"/>
                       <w:u w:val="single"/>
                       <w:vertAlign w:val="baseline"/>
@@ -683,14 +669,14 @@
                 <w:p>
                   <w:pPr>
                     <w:rPr>
-                      <w:rFonts w:hint="default"/>
+                      <w:rFonts w:hint="eastAsia" w:asciiTheme="minorEastAsia" w:hAnsiTheme="minorEastAsia" w:eastAsiaTheme="minorEastAsia" w:cstheme="minorEastAsia"/>
                       <w:vertAlign w:val="baseline"/>
                       <w:lang w:val="en-US"/>
                     </w:rPr>
                   </w:pPr>
                   <w:r>
                     <w:rPr>
-                      <w:rFonts w:hint="eastAsia"/>
+                      <w:rFonts w:hint="eastAsia" w:asciiTheme="minorEastAsia" w:hAnsiTheme="minorEastAsia" w:eastAsiaTheme="minorEastAsia" w:cstheme="minorEastAsia"/>
                       <w:b/>
                       <w:bCs/>
                       <w:vertAlign w:val="baseline"/>
@@ -700,7 +686,7 @@
                   </w:r>
                   <w:r>
                     <w:rPr>
-                      <w:rFonts w:hint="eastAsia"/>
+                      <w:rFonts w:hint="eastAsia" w:asciiTheme="minorEastAsia" w:hAnsiTheme="minorEastAsia" w:eastAsiaTheme="minorEastAsia" w:cstheme="minorEastAsia"/>
                       <w:color w:val="FF0000"/>
                       <w:u w:val="single"/>
                       <w:vertAlign w:val="baseline"/>
@@ -715,6 +701,7 @@
           <w:p>
             <w:pPr>
               <w:rPr>
+                <w:rFonts w:hint="eastAsia" w:asciiTheme="minorEastAsia" w:hAnsiTheme="minorEastAsia" w:eastAsiaTheme="minorEastAsia" w:cstheme="minorEastAsia"/>
                 <w:vertAlign w:val="baseline"/>
               </w:rPr>
             </w:pPr>
@@ -766,13 +753,13 @@
               </w:tblCellMar>
             </w:tblPr>
             <w:tblGrid>
-              <w:gridCol w:w="1545"/>
-              <w:gridCol w:w="1453"/>
-              <w:gridCol w:w="1787"/>
-              <w:gridCol w:w="1387"/>
-              <w:gridCol w:w="1407"/>
-              <w:gridCol w:w="1087"/>
-              <w:gridCol w:w="1570"/>
+              <w:gridCol w:w="1686"/>
+              <w:gridCol w:w="1476"/>
+              <w:gridCol w:w="2001"/>
+              <w:gridCol w:w="1371"/>
+              <w:gridCol w:w="1056"/>
+              <w:gridCol w:w="1266"/>
+              <w:gridCol w:w="1476"/>
             </w:tblGrid>
             <w:tr>
               <w:tblPrEx>
@@ -784,12 +771,6 @@
                   <w:insideH w:val="single" w:color="auto" w:sz="4" w:space="0"/>
                   <w:insideV w:val="single" w:color="auto" w:sz="4" w:space="0"/>
                 </w:tblBorders>
-                <w:tblCellMar>
-                  <w:top w:w="0" w:type="dxa"/>
-                  <w:left w:w="108" w:type="dxa"/>
-                  <w:bottom w:w="0" w:type="dxa"/>
-                  <w:right w:w="108" w:type="dxa"/>
-                </w:tblCellMar>
               </w:tblPrEx>
               <w:trPr>
                 <w:trHeight w:val="367" w:hRule="atLeast"/>
@@ -804,16 +785,16 @@
                 <w:p>
                   <w:pPr>
                     <w:rPr>
-                      <w:rFonts w:hint="default"/>
-                      <w:b/>
-                      <w:bCs/>
-                      <w:vertAlign w:val="baseline"/>
-                      <w:lang w:val="en-US" w:eastAsia="zh-CN"/>
-                    </w:rPr>
-                  </w:pPr>
-                  <w:r>
-                    <w:rPr>
-                      <w:rFonts w:hint="eastAsia"/>
+                      <w:rFonts w:hint="eastAsia" w:asciiTheme="minorEastAsia" w:hAnsiTheme="minorEastAsia" w:eastAsiaTheme="minorEastAsia" w:cstheme="minorEastAsia"/>
+                      <w:b/>
+                      <w:bCs/>
+                      <w:vertAlign w:val="baseline"/>
+                      <w:lang w:val="en-US" w:eastAsia="zh-CN"/>
+                    </w:rPr>
+                  </w:pPr>
+                  <w:r>
+                    <w:rPr>
+                      <w:rFonts w:hint="eastAsia" w:asciiTheme="minorEastAsia" w:hAnsiTheme="minorEastAsia" w:eastAsiaTheme="minorEastAsia" w:cstheme="minorEastAsia"/>
                       <w:b/>
                       <w:bCs/>
                       <w:vertAlign w:val="baseline"/>
@@ -850,16 +831,16 @@
                 <w:p>
                   <w:pPr>
                     <w:rPr>
-                      <w:rFonts w:hint="default" w:eastAsia="宋体"/>
-                      <w:b/>
-                      <w:bCs/>
-                      <w:vertAlign w:val="baseline"/>
-                      <w:lang w:val="en-US" w:eastAsia="zh-CN"/>
-                    </w:rPr>
-                  </w:pPr>
-                  <w:r>
-                    <w:rPr>
-                      <w:rFonts w:hint="eastAsia"/>
+                      <w:rFonts w:hint="eastAsia" w:asciiTheme="minorEastAsia" w:hAnsiTheme="minorEastAsia" w:eastAsiaTheme="minorEastAsia" w:cstheme="minorEastAsia"/>
+                      <w:b/>
+                      <w:bCs/>
+                      <w:vertAlign w:val="baseline"/>
+                      <w:lang w:val="en-US" w:eastAsia="zh-CN"/>
+                    </w:rPr>
+                  </w:pPr>
+                  <w:r>
+                    <w:rPr>
+                      <w:rFonts w:hint="eastAsia" w:asciiTheme="minorEastAsia" w:hAnsiTheme="minorEastAsia" w:eastAsiaTheme="minorEastAsia" w:cstheme="minorEastAsia"/>
                       <w:b/>
                       <w:bCs/>
                       <w:vertAlign w:val="baseline"/>
@@ -878,16 +859,16 @@
                 <w:p>
                   <w:pPr>
                     <w:rPr>
-                      <w:rFonts w:hint="default" w:eastAsia="宋体"/>
-                      <w:b/>
-                      <w:bCs/>
-                      <w:vertAlign w:val="baseline"/>
-                      <w:lang w:val="en-US" w:eastAsia="zh-CN"/>
-                    </w:rPr>
-                  </w:pPr>
-                  <w:r>
-                    <w:rPr>
-                      <w:rFonts w:hint="eastAsia"/>
+                      <w:rFonts w:hint="eastAsia" w:asciiTheme="minorEastAsia" w:hAnsiTheme="minorEastAsia" w:eastAsiaTheme="minorEastAsia" w:cstheme="minorEastAsia"/>
+                      <w:b/>
+                      <w:bCs/>
+                      <w:vertAlign w:val="baseline"/>
+                      <w:lang w:val="en-US" w:eastAsia="zh-CN"/>
+                    </w:rPr>
+                  </w:pPr>
+                  <w:r>
+                    <w:rPr>
+                      <w:rFonts w:hint="eastAsia" w:asciiTheme="minorEastAsia" w:hAnsiTheme="minorEastAsia" w:eastAsiaTheme="minorEastAsia" w:cstheme="minorEastAsia"/>
                       <w:b/>
                       <w:bCs/>
                       <w:vertAlign w:val="baseline"/>
@@ -906,16 +887,16 @@
                 <w:p>
                   <w:pPr>
                     <w:rPr>
-                      <w:rFonts w:hint="default" w:eastAsia="宋体"/>
-                      <w:b/>
-                      <w:bCs/>
-                      <w:vertAlign w:val="baseline"/>
-                      <w:lang w:val="en-US" w:eastAsia="zh-CN"/>
-                    </w:rPr>
-                  </w:pPr>
-                  <w:r>
-                    <w:rPr>
-                      <w:rFonts w:hint="eastAsia"/>
+                      <w:rFonts w:hint="eastAsia" w:asciiTheme="minorEastAsia" w:hAnsiTheme="minorEastAsia" w:eastAsiaTheme="minorEastAsia" w:cstheme="minorEastAsia"/>
+                      <w:b/>
+                      <w:bCs/>
+                      <w:vertAlign w:val="baseline"/>
+                      <w:lang w:val="en-US" w:eastAsia="zh-CN"/>
+                    </w:rPr>
+                  </w:pPr>
+                  <w:r>
+                    <w:rPr>
+                      <w:rFonts w:hint="eastAsia" w:asciiTheme="minorEastAsia" w:hAnsiTheme="minorEastAsia" w:eastAsiaTheme="minorEastAsia" w:cstheme="minorEastAsia"/>
                       <w:b/>
                       <w:bCs/>
                       <w:vertAlign w:val="baseline"/>
@@ -934,16 +915,16 @@
                 <w:p>
                   <w:pPr>
                     <w:rPr>
-                      <w:rFonts w:hint="default"/>
-                      <w:b/>
-                      <w:bCs/>
-                      <w:vertAlign w:val="baseline"/>
-                      <w:lang w:val="en-US" w:eastAsia="zh-CN"/>
-                    </w:rPr>
-                  </w:pPr>
-                  <w:r>
-                    <w:rPr>
-                      <w:rFonts w:hint="eastAsia"/>
+                      <w:rFonts w:hint="eastAsia" w:asciiTheme="minorEastAsia" w:hAnsiTheme="minorEastAsia" w:eastAsiaTheme="minorEastAsia" w:cstheme="minorEastAsia"/>
+                      <w:b/>
+                      <w:bCs/>
+                      <w:vertAlign w:val="baseline"/>
+                      <w:lang w:val="en-US" w:eastAsia="zh-CN"/>
+                    </w:rPr>
+                  </w:pPr>
+                  <w:r>
+                    <w:rPr>
+                      <w:rFonts w:hint="eastAsia" w:asciiTheme="minorEastAsia" w:hAnsiTheme="minorEastAsia" w:eastAsiaTheme="minorEastAsia" w:cstheme="minorEastAsia"/>
                       <w:b/>
                       <w:bCs/>
                       <w:vertAlign w:val="baseline"/>
@@ -962,16 +943,16 @@
                 <w:p>
                   <w:pPr>
                     <w:rPr>
-                      <w:rFonts w:hint="default"/>
-                      <w:b/>
-                      <w:bCs/>
-                      <w:vertAlign w:val="baseline"/>
-                      <w:lang w:val="en-US" w:eastAsia="zh-CN"/>
-                    </w:rPr>
-                  </w:pPr>
-                  <w:r>
-                    <w:rPr>
-                      <w:rFonts w:hint="eastAsia"/>
+                      <w:rFonts w:hint="eastAsia" w:asciiTheme="minorEastAsia" w:hAnsiTheme="minorEastAsia" w:eastAsiaTheme="minorEastAsia" w:cstheme="minorEastAsia"/>
+                      <w:b/>
+                      <w:bCs/>
+                      <w:vertAlign w:val="baseline"/>
+                      <w:lang w:val="en-US" w:eastAsia="zh-CN"/>
+                    </w:rPr>
+                  </w:pPr>
+                  <w:r>
+                    <w:rPr>
+                      <w:rFonts w:hint="eastAsia" w:asciiTheme="minorEastAsia" w:hAnsiTheme="minorEastAsia" w:eastAsiaTheme="minorEastAsia" w:cstheme="minorEastAsia"/>
                       <w:b/>
                       <w:bCs/>
                       <w:vertAlign w:val="baseline"/>
@@ -990,16 +971,16 @@
                 <w:p>
                   <w:pPr>
                     <w:rPr>
-                      <w:rFonts w:hint="eastAsia"/>
-                      <w:b/>
-                      <w:bCs/>
-                      <w:vertAlign w:val="baseline"/>
-                      <w:lang w:val="en-US" w:eastAsia="zh-CN"/>
-                    </w:rPr>
-                  </w:pPr>
-                  <w:r>
-                    <w:rPr>
-                      <w:rFonts w:hint="eastAsia"/>
+                      <w:rFonts w:hint="eastAsia" w:asciiTheme="minorEastAsia" w:hAnsiTheme="minorEastAsia" w:eastAsiaTheme="minorEastAsia" w:cstheme="minorEastAsia"/>
+                      <w:b/>
+                      <w:bCs/>
+                      <w:vertAlign w:val="baseline"/>
+                      <w:lang w:val="en-US" w:eastAsia="zh-CN"/>
+                    </w:rPr>
+                  </w:pPr>
+                  <w:r>
+                    <w:rPr>
+                      <w:rFonts w:hint="eastAsia" w:asciiTheme="minorEastAsia" w:hAnsiTheme="minorEastAsia" w:eastAsiaTheme="minorEastAsia" w:cstheme="minorEastAsia"/>
                       <w:b/>
                       <w:bCs/>
                       <w:vertAlign w:val="baseline"/>
@@ -1018,16 +999,16 @@
                 <w:p>
                   <w:pPr>
                     <w:rPr>
-                      <w:rFonts w:hint="eastAsia"/>
-                      <w:b/>
-                      <w:bCs/>
-                      <w:vertAlign w:val="baseline"/>
-                      <w:lang w:val="en-US" w:eastAsia="zh-CN"/>
-                    </w:rPr>
-                  </w:pPr>
-                  <w:r>
-                    <w:rPr>
-                      <w:rFonts w:hint="eastAsia"/>
+                      <w:rFonts w:hint="eastAsia" w:asciiTheme="minorEastAsia" w:hAnsiTheme="minorEastAsia" w:eastAsiaTheme="minorEastAsia" w:cstheme="minorEastAsia"/>
+                      <w:b/>
+                      <w:bCs/>
+                      <w:vertAlign w:val="baseline"/>
+                      <w:lang w:val="en-US" w:eastAsia="zh-CN"/>
+                    </w:rPr>
+                  </w:pPr>
+                  <w:r>
+                    <w:rPr>
+                      <w:rFonts w:hint="eastAsia" w:asciiTheme="minorEastAsia" w:hAnsiTheme="minorEastAsia" w:eastAsiaTheme="minorEastAsia" w:cstheme="minorEastAsia"/>
                       <w:b/>
                       <w:bCs/>
                       <w:vertAlign w:val="baseline"/>
@@ -1064,7 +1045,7 @@
                 <w:p>
                   <w:pPr>
                     <w:rPr>
-                      <w:rFonts w:hint="default" w:eastAsia="宋体"/>
+                      <w:rFonts w:hint="eastAsia" w:asciiTheme="minorEastAsia" w:hAnsiTheme="minorEastAsia" w:eastAsiaTheme="minorEastAsia" w:cstheme="minorEastAsia"/>
                       <w:color w:val="FF0000"/>
                       <w:u w:val="single"/>
                       <w:vertAlign w:val="baseline"/>
@@ -1073,7 +1054,7 @@
                   </w:pPr>
                   <w:r>
                     <w:rPr>
-                      <w:rFonts w:hint="eastAsia"/>
+                      <w:rFonts w:hint="eastAsia" w:asciiTheme="minorEastAsia" w:hAnsiTheme="minorEastAsia" w:eastAsiaTheme="minorEastAsia" w:cstheme="minorEastAsia"/>
                       <w:color w:val="FF0000"/>
                       <w:u w:val="single"/>
                       <w:vertAlign w:val="baseline"/>
@@ -1092,7 +1073,7 @@
                 <w:p>
                   <w:pPr>
                     <w:rPr>
-                      <w:rFonts w:hint="eastAsia" w:eastAsia="宋体"/>
+                      <w:rFonts w:hint="eastAsia" w:asciiTheme="minorEastAsia" w:hAnsiTheme="minorEastAsia" w:eastAsiaTheme="minorEastAsia" w:cstheme="minorEastAsia"/>
                       <w:color w:val="FF0000"/>
                       <w:u w:val="single"/>
                       <w:vertAlign w:val="baseline"/>
@@ -1101,7 +1082,7 @@
                   </w:pPr>
                   <w:r>
                     <w:rPr>
-                      <w:rFonts w:hint="eastAsia"/>
+                      <w:rFonts w:hint="eastAsia" w:asciiTheme="minorEastAsia" w:hAnsiTheme="minorEastAsia" w:eastAsiaTheme="minorEastAsia" w:cstheme="minorEastAsia"/>
                       <w:color w:val="FF0000"/>
                       <w:u w:val="single"/>
                       <w:vertAlign w:val="baseline"/>
@@ -1120,7 +1101,7 @@
                 <w:p>
                   <w:pPr>
                     <w:rPr>
-                      <w:rFonts w:hint="default" w:eastAsia="宋体"/>
+                      <w:rFonts w:hint="eastAsia" w:asciiTheme="minorEastAsia" w:hAnsiTheme="minorEastAsia" w:eastAsiaTheme="minorEastAsia" w:cstheme="minorEastAsia"/>
                       <w:color w:val="FF0000"/>
                       <w:u w:val="single"/>
                       <w:vertAlign w:val="baseline"/>
@@ -1129,7 +1110,7 @@
                   </w:pPr>
                   <w:r>
                     <w:rPr>
-                      <w:rFonts w:hint="eastAsia"/>
+                      <w:rFonts w:hint="eastAsia" w:asciiTheme="minorEastAsia" w:hAnsiTheme="minorEastAsia" w:eastAsiaTheme="minorEastAsia" w:cstheme="minorEastAsia"/>
                       <w:color w:val="FF0000"/>
                       <w:u w:val="single"/>
                       <w:vertAlign w:val="baseline"/>
@@ -1148,7 +1129,7 @@
                 <w:p>
                   <w:pPr>
                     <w:rPr>
-                      <w:rFonts w:hint="eastAsia" w:eastAsia="宋体"/>
+                      <w:rFonts w:hint="eastAsia" w:asciiTheme="minorEastAsia" w:hAnsiTheme="minorEastAsia" w:eastAsiaTheme="minorEastAsia" w:cstheme="minorEastAsia"/>
                       <w:color w:val="FF0000"/>
                       <w:u w:val="single"/>
                       <w:vertAlign w:val="baseline"/>
@@ -1157,7 +1138,7 @@
                   </w:pPr>
                   <w:r>
                     <w:rPr>
-                      <w:rFonts w:hint="eastAsia"/>
+                      <w:rFonts w:hint="eastAsia" w:asciiTheme="minorEastAsia" w:hAnsiTheme="minorEastAsia" w:eastAsiaTheme="minorEastAsia" w:cstheme="minorEastAsia"/>
                       <w:color w:val="FF0000"/>
                       <w:u w:val="single"/>
                       <w:vertAlign w:val="baseline"/>
@@ -1176,7 +1157,7 @@
                 <w:p>
                   <w:pPr>
                     <w:rPr>
-                      <w:rFonts w:hint="default" w:eastAsia="宋体"/>
+                      <w:rFonts w:hint="eastAsia" w:asciiTheme="minorEastAsia" w:hAnsiTheme="minorEastAsia" w:eastAsiaTheme="minorEastAsia" w:cstheme="minorEastAsia"/>
                       <w:color w:val="FF0000"/>
                       <w:u w:val="single"/>
                       <w:vertAlign w:val="baseline"/>
@@ -1185,7 +1166,7 @@
                   </w:pPr>
                   <w:r>
                     <w:rPr>
-                      <w:rFonts w:hint="eastAsia"/>
+                      <w:rFonts w:hint="eastAsia" w:asciiTheme="minorEastAsia" w:hAnsiTheme="minorEastAsia" w:eastAsiaTheme="minorEastAsia" w:cstheme="minorEastAsia"/>
                       <w:color w:val="FF0000"/>
                       <w:u w:val="single"/>
                       <w:vertAlign w:val="baseline"/>
@@ -1204,7 +1185,7 @@
                 <w:p>
                   <w:pPr>
                     <w:rPr>
-                      <w:rFonts w:hint="eastAsia"/>
+                      <w:rFonts w:hint="eastAsia" w:asciiTheme="minorEastAsia" w:hAnsiTheme="minorEastAsia" w:eastAsiaTheme="minorEastAsia" w:cstheme="minorEastAsia"/>
                       <w:color w:val="FF0000"/>
                       <w:u w:val="single"/>
                       <w:vertAlign w:val="baseline"/>
@@ -1213,7 +1194,7 @@
                   </w:pPr>
                   <w:r>
                     <w:rPr>
-                      <w:rFonts w:hint="eastAsia"/>
+                      <w:rFonts w:hint="eastAsia" w:asciiTheme="minorEastAsia" w:hAnsiTheme="minorEastAsia" w:eastAsiaTheme="minorEastAsia" w:cstheme="minorEastAsia"/>
                       <w:color w:val="FF0000"/>
                       <w:u w:val="single"/>
                       <w:vertAlign w:val="baseline"/>
@@ -1232,7 +1213,7 @@
                 <w:p>
                   <w:pPr>
                     <w:rPr>
-                      <w:rFonts w:hint="default"/>
+                      <w:rFonts w:hint="eastAsia" w:asciiTheme="minorEastAsia" w:hAnsiTheme="minorEastAsia" w:eastAsiaTheme="minorEastAsia" w:cstheme="minorEastAsia"/>
                       <w:color w:val="FF0000"/>
                       <w:u w:val="single"/>
                       <w:vertAlign w:val="baseline"/>
@@ -1241,7 +1222,7 @@
                   </w:pPr>
                   <w:r>
                     <w:rPr>
-                      <w:rFonts w:hint="eastAsia"/>
+                      <w:rFonts w:hint="eastAsia" w:asciiTheme="minorEastAsia" w:hAnsiTheme="minorEastAsia" w:eastAsiaTheme="minorEastAsia" w:cstheme="minorEastAsia"/>
                       <w:color w:val="FF0000"/>
                       <w:u w:val="single"/>
                       <w:vertAlign w:val="baseline"/>
@@ -1256,6 +1237,7 @@
           <w:p>
             <w:pPr>
               <w:rPr>
+                <w:rFonts w:hint="eastAsia" w:asciiTheme="minorEastAsia" w:hAnsiTheme="minorEastAsia" w:eastAsiaTheme="minorEastAsia" w:cstheme="minorEastAsia"/>
                 <w:vertAlign w:val="baseline"/>
               </w:rPr>
             </w:pPr>
@@ -1319,6 +1301,12 @@
                   <w:insideH w:val="single" w:color="auto" w:sz="4" w:space="0"/>
                   <w:insideV w:val="single" w:color="auto" w:sz="4" w:space="0"/>
                 </w:tblBorders>
+                <w:tblCellMar>
+                  <w:top w:w="0" w:type="dxa"/>
+                  <w:left w:w="108" w:type="dxa"/>
+                  <w:bottom w:w="0" w:type="dxa"/>
+                  <w:right w:w="108" w:type="dxa"/>
+                </w:tblCellMar>
               </w:tblPrEx>
               <w:tc>
                 <w:tcPr>
@@ -1329,14 +1317,14 @@
                 <w:p>
                   <w:pPr>
                     <w:rPr>
-                      <w:rFonts w:hint="default" w:eastAsia="宋体"/>
-                      <w:vertAlign w:val="baseline"/>
-                      <w:lang w:val="en-US" w:eastAsia="zh-CN"/>
-                    </w:rPr>
-                  </w:pPr>
-                  <w:r>
-                    <w:rPr>
-                      <w:rFonts w:hint="eastAsia"/>
+                      <w:rFonts w:hint="eastAsia" w:asciiTheme="minorEastAsia" w:hAnsiTheme="minorEastAsia" w:eastAsiaTheme="minorEastAsia" w:cstheme="minorEastAsia"/>
+                      <w:vertAlign w:val="baseline"/>
+                      <w:lang w:val="en-US" w:eastAsia="zh-CN"/>
+                    </w:rPr>
+                  </w:pPr>
+                  <w:r>
+                    <w:rPr>
+                      <w:rFonts w:hint="eastAsia" w:asciiTheme="minorEastAsia" w:hAnsiTheme="minorEastAsia" w:eastAsiaTheme="minorEastAsia" w:cstheme="minorEastAsia"/>
                       <w:b/>
                       <w:bCs/>
                       <w:color w:val="000000"/>
@@ -1375,7 +1363,7 @@
                   <w:pPr>
                     <w:jc w:val="center"/>
                     <w:rPr>
-                      <w:rFonts w:hint="eastAsia"/>
+                      <w:rFonts w:hint="eastAsia" w:asciiTheme="minorEastAsia" w:hAnsiTheme="minorEastAsia" w:eastAsiaTheme="minorEastAsia" w:cstheme="minorEastAsia"/>
                       <w:vertAlign w:val="baseline"/>
                       <w:lang w:val="en-US" w:eastAsia="zh-CN"/>
                     </w:rPr>
@@ -1385,14 +1373,14 @@
                   <w:pPr>
                     <w:jc w:val="center"/>
                     <w:rPr>
-                      <w:rFonts w:hint="default" w:eastAsia="宋体"/>
-                      <w:vertAlign w:val="baseline"/>
-                      <w:lang w:val="en-US" w:eastAsia="zh-CN"/>
-                    </w:rPr>
-                  </w:pPr>
-                  <w:r>
-                    <w:rPr>
-                      <w:rFonts w:hint="default" w:eastAsia="宋体"/>
+                      <w:rFonts w:hint="eastAsia" w:asciiTheme="minorEastAsia" w:hAnsiTheme="minorEastAsia" w:eastAsiaTheme="minorEastAsia" w:cstheme="minorEastAsia"/>
+                      <w:vertAlign w:val="baseline"/>
+                      <w:lang w:val="en-US" w:eastAsia="zh-CN"/>
+                    </w:rPr>
+                  </w:pPr>
+                  <w:r>
+                    <w:rPr>
+                      <w:rFonts w:hint="eastAsia" w:asciiTheme="minorEastAsia" w:hAnsiTheme="minorEastAsia" w:eastAsiaTheme="minorEastAsia" w:cstheme="minorEastAsia"/>
                       <w:vertAlign w:val="baseline"/>
                       <w:lang w:val="en-US" w:eastAsia="zh-CN"/>
                     </w:rPr>
@@ -1441,6 +1429,7 @@
           <w:p>
             <w:pPr>
               <w:rPr>
+                <w:rFonts w:hint="eastAsia" w:asciiTheme="minorEastAsia" w:hAnsiTheme="minorEastAsia" w:eastAsiaTheme="minorEastAsia" w:cstheme="minorEastAsia"/>
                 <w:vertAlign w:val="baseline"/>
               </w:rPr>
             </w:pPr>

--- a/src/main/resources/templete/123.docx
+++ b/src/main/resources/templete/123.docx
@@ -57,15 +57,13 @@
               <w:bidi w:val="0"/>
               <w:jc w:val="center"/>
               <w:rPr>
-                <w:rFonts w:hint="eastAsia" w:asciiTheme="minorEastAsia" w:hAnsiTheme="minorEastAsia" w:eastAsiaTheme="minorEastAsia" w:cstheme="minorEastAsia"/>
+                <w:rFonts w:hint="eastAsia" w:ascii="新宋体" w:hAnsi="新宋体" w:eastAsia="新宋体" w:cs="新宋体"/>
                 <w:lang w:val="en-US" w:eastAsia="zh-CN"/>
               </w:rPr>
             </w:pPr>
-            <w:bookmarkStart w:id="1" w:name="_GoBack"/>
-            <w:bookmarkEnd w:id="1"/>
             <w:r>
               <w:rPr>
-                <w:rFonts w:hint="eastAsia" w:asciiTheme="minorEastAsia" w:hAnsiTheme="minorEastAsia" w:eastAsiaTheme="minorEastAsia" w:cstheme="minorEastAsia"/>
+                <w:rFonts w:hint="eastAsia" w:ascii="新宋体" w:hAnsi="新宋体" w:eastAsia="新宋体" w:cs="新宋体"/>
                 <w:lang w:val="en-US" w:eastAsia="zh-CN"/>
               </w:rPr>
               <w:t>生仝智能科技（北京）有限公司</w:t>
@@ -102,7 +100,7 @@
               <w:bidi w:val="0"/>
               <w:ind w:firstLine="964" w:firstLineChars="400"/>
               <w:rPr>
-                <w:rFonts w:hint="eastAsia" w:asciiTheme="minorEastAsia" w:hAnsiTheme="minorEastAsia" w:eastAsiaTheme="minorEastAsia" w:cstheme="minorEastAsia"/>
+                <w:rFonts w:hint="eastAsia" w:ascii="新宋体" w:hAnsi="新宋体" w:eastAsia="新宋体" w:cs="新宋体"/>
                 <w:u w:val="none"/>
                 <w:lang w:val="en-US" w:eastAsia="zh-CN"/>
               </w:rPr>
@@ -110,14 +108,14 @@
             <w:bookmarkStart w:id="0" w:name="OLE_LINK1"/>
             <w:r>
               <w:rPr>
-                <w:rFonts w:hint="eastAsia" w:asciiTheme="minorEastAsia" w:hAnsiTheme="minorEastAsia" w:eastAsiaTheme="minorEastAsia" w:cstheme="minorEastAsia"/>
+                <w:rFonts w:hint="eastAsia" w:ascii="新宋体" w:hAnsi="新宋体" w:eastAsia="新宋体" w:cs="新宋体"/>
                 <w:lang w:val="en-US" w:eastAsia="zh-CN"/>
               </w:rPr>
               <w:t>专题名称：</w:t>
             </w:r>
             <w:r>
               <w:rPr>
-                <w:rFonts w:hint="eastAsia" w:asciiTheme="minorEastAsia" w:hAnsiTheme="minorEastAsia" w:eastAsiaTheme="minorEastAsia" w:cstheme="minorEastAsia"/>
+                <w:rFonts w:hint="eastAsia" w:ascii="新宋体" w:hAnsi="新宋体" w:eastAsia="新宋体" w:cs="新宋体"/>
                 <w:color w:val="FF0000"/>
                 <w:u w:val="single"/>
                 <w:lang w:val="en-US" w:eastAsia="zh-CN"/>
@@ -126,7 +124,7 @@
             </w:r>
             <w:r>
               <w:rPr>
-                <w:rFonts w:hint="eastAsia" w:asciiTheme="minorEastAsia" w:hAnsiTheme="minorEastAsia" w:eastAsiaTheme="minorEastAsia" w:cstheme="minorEastAsia"/>
+                <w:rFonts w:hint="eastAsia" w:ascii="新宋体" w:hAnsi="新宋体" w:eastAsia="新宋体" w:cs="新宋体"/>
                 <w:u w:val="none"/>
                 <w:lang w:val="en-US" w:eastAsia="zh-CN"/>
               </w:rPr>
@@ -134,7 +132,7 @@
             </w:r>
             <w:r>
               <w:rPr>
-                <w:rFonts w:hint="eastAsia" w:asciiTheme="minorEastAsia" w:hAnsiTheme="minorEastAsia" w:eastAsiaTheme="minorEastAsia" w:cstheme="minorEastAsia"/>
+                <w:rFonts w:hint="eastAsia" w:ascii="新宋体" w:hAnsi="新宋体" w:eastAsia="新宋体" w:cs="新宋体"/>
                 <w:color w:val="FF0000"/>
                 <w:u w:val="single"/>
                 <w:lang w:val="en-US" w:eastAsia="zh-CN"/>
@@ -172,7 +170,7 @@
             <w:pPr>
               <w:jc w:val="center"/>
               <w:rPr>
-                <w:rFonts w:hint="eastAsia" w:asciiTheme="minorEastAsia" w:hAnsiTheme="minorEastAsia" w:eastAsiaTheme="minorEastAsia" w:cstheme="minorEastAsia"/>
+                <w:rFonts w:hint="eastAsia" w:ascii="新宋体" w:hAnsi="新宋体" w:eastAsia="新宋体" w:cs="新宋体"/>
                 <w:b/>
                 <w:bCs/>
                 <w:vertAlign w:val="baseline"/>
@@ -181,7 +179,7 @@
             </w:pPr>
             <w:r>
               <w:rPr>
-                <w:rFonts w:hint="eastAsia" w:asciiTheme="minorEastAsia" w:hAnsiTheme="minorEastAsia" w:eastAsiaTheme="minorEastAsia" w:cstheme="minorEastAsia"/>
+                <w:rFonts w:hint="eastAsia" w:ascii="新宋体" w:hAnsi="新宋体" w:eastAsia="新宋体" w:cs="新宋体"/>
                 <w:b/>
                 <w:bCs/>
                 <w:vertAlign w:val="baseline"/>
@@ -190,7 +188,7 @@
             </w:r>
             <w:r>
               <w:rPr>
-                <w:rFonts w:hint="eastAsia" w:asciiTheme="minorEastAsia" w:hAnsiTheme="minorEastAsia" w:eastAsiaTheme="minorEastAsia" w:cstheme="minorEastAsia"/>
+                <w:rFonts w:hint="eastAsia" w:ascii="新宋体" w:hAnsi="新宋体" w:eastAsia="新宋体" w:cs="新宋体"/>
                 <w:b/>
                 <w:bCs/>
                 <w:vertAlign w:val="baseline"/>
@@ -200,7 +198,7 @@
             </w:r>
             <w:r>
               <w:rPr>
-                <w:rFonts w:hint="eastAsia" w:asciiTheme="minorEastAsia" w:hAnsiTheme="minorEastAsia" w:eastAsiaTheme="minorEastAsia" w:cstheme="minorEastAsia"/>
+                <w:rFonts w:hint="eastAsia" w:ascii="新宋体" w:hAnsi="新宋体" w:eastAsia="新宋体" w:cs="新宋体"/>
                 <w:b/>
                 <w:bCs/>
                 <w:vertAlign w:val="baseline"/>
@@ -209,7 +207,7 @@
             </w:r>
             <w:r>
               <w:rPr>
-                <w:rFonts w:hint="eastAsia" w:asciiTheme="minorEastAsia" w:hAnsiTheme="minorEastAsia" w:eastAsiaTheme="minorEastAsia" w:cstheme="minorEastAsia"/>
+                <w:rFonts w:hint="eastAsia" w:ascii="新宋体" w:hAnsi="新宋体" w:eastAsia="新宋体" w:cs="新宋体"/>
                 <w:b/>
                 <w:bCs/>
                 <w:vertAlign w:val="baseline"/>
@@ -219,7 +217,7 @@
             </w:r>
             <w:r>
               <w:rPr>
-                <w:rFonts w:hint="eastAsia" w:asciiTheme="minorEastAsia" w:hAnsiTheme="minorEastAsia" w:eastAsiaTheme="minorEastAsia" w:cstheme="minorEastAsia"/>
+                <w:rFonts w:hint="eastAsia" w:ascii="新宋体" w:hAnsi="新宋体" w:eastAsia="新宋体" w:cs="新宋体"/>
                 <w:b/>
                 <w:bCs/>
                 <w:vertAlign w:val="baseline"/>
@@ -228,7 +226,7 @@
             </w:r>
             <w:r>
               <w:rPr>
-                <w:rFonts w:hint="eastAsia" w:asciiTheme="minorEastAsia" w:hAnsiTheme="minorEastAsia" w:eastAsiaTheme="minorEastAsia" w:cstheme="minorEastAsia"/>
+                <w:rFonts w:hint="eastAsia" w:ascii="新宋体" w:hAnsi="新宋体" w:eastAsia="新宋体" w:cs="新宋体"/>
                 <w:b/>
                 <w:bCs/>
                 <w:vertAlign w:val="baseline"/>
@@ -317,16 +315,16 @@
                 <w:p>
                   <w:pPr>
                     <w:rPr>
-                      <w:rFonts w:hint="eastAsia" w:asciiTheme="minorEastAsia" w:hAnsiTheme="minorEastAsia" w:eastAsiaTheme="minorEastAsia" w:cstheme="minorEastAsia"/>
-                      <w:b/>
-                      <w:bCs/>
-                      <w:vertAlign w:val="baseline"/>
-                      <w:lang w:val="en-US" w:eastAsia="zh-CN"/>
-                    </w:rPr>
-                  </w:pPr>
-                  <w:r>
-                    <w:rPr>
-                      <w:rFonts w:hint="eastAsia" w:asciiTheme="minorEastAsia" w:hAnsiTheme="minorEastAsia" w:eastAsiaTheme="minorEastAsia" w:cstheme="minorEastAsia"/>
+                      <w:rFonts w:hint="eastAsia" w:ascii="新宋体" w:hAnsi="新宋体" w:eastAsia="新宋体" w:cs="新宋体"/>
+                      <w:b/>
+                      <w:bCs/>
+                      <w:vertAlign w:val="baseline"/>
+                      <w:lang w:val="en-US" w:eastAsia="zh-CN"/>
+                    </w:rPr>
+                  </w:pPr>
+                  <w:r>
+                    <w:rPr>
+                      <w:rFonts w:hint="eastAsia" w:ascii="新宋体" w:hAnsi="新宋体" w:eastAsia="新宋体" w:cs="新宋体"/>
                       <w:b/>
                       <w:bCs/>
                       <w:vertAlign w:val="baseline"/>
@@ -363,14 +361,14 @@
                 <w:p>
                   <w:pPr>
                     <w:rPr>
-                      <w:rFonts w:hint="eastAsia" w:asciiTheme="minorEastAsia" w:hAnsiTheme="minorEastAsia" w:eastAsiaTheme="minorEastAsia" w:cstheme="minorEastAsia"/>
-                      <w:vertAlign w:val="baseline"/>
-                      <w:lang w:val="en-US" w:eastAsia="zh-CN"/>
-                    </w:rPr>
-                  </w:pPr>
-                  <w:r>
-                    <w:rPr>
-                      <w:rFonts w:hint="eastAsia" w:asciiTheme="minorEastAsia" w:hAnsiTheme="minorEastAsia" w:eastAsiaTheme="minorEastAsia" w:cstheme="minorEastAsia"/>
+                      <w:rFonts w:hint="eastAsia" w:ascii="新宋体" w:hAnsi="新宋体" w:eastAsia="新宋体" w:cs="新宋体"/>
+                      <w:vertAlign w:val="baseline"/>
+                      <w:lang w:val="en-US" w:eastAsia="zh-CN"/>
+                    </w:rPr>
+                  </w:pPr>
+                  <w:r>
+                    <w:rPr>
+                      <w:rFonts w:hint="eastAsia" w:ascii="新宋体" w:hAnsi="新宋体" w:eastAsia="新宋体" w:cs="新宋体"/>
                       <w:b/>
                       <w:bCs/>
                       <w:vertAlign w:val="baseline"/>
@@ -380,7 +378,7 @@
                   </w:r>
                   <w:r>
                     <w:rPr>
-                      <w:rFonts w:hint="eastAsia" w:asciiTheme="minorEastAsia" w:hAnsiTheme="minorEastAsia" w:eastAsiaTheme="minorEastAsia" w:cstheme="minorEastAsia"/>
+                      <w:rFonts w:hint="eastAsia" w:ascii="新宋体" w:hAnsi="新宋体" w:eastAsia="新宋体" w:cs="新宋体"/>
                       <w:color w:val="FF0000"/>
                       <w:u w:val="single"/>
                       <w:vertAlign w:val="baseline"/>
@@ -399,14 +397,14 @@
                 <w:p>
                   <w:pPr>
                     <w:rPr>
-                      <w:rFonts w:hint="eastAsia" w:asciiTheme="minorEastAsia" w:hAnsiTheme="minorEastAsia" w:eastAsiaTheme="minorEastAsia" w:cstheme="minorEastAsia"/>
-                      <w:vertAlign w:val="baseline"/>
-                      <w:lang w:val="en-US" w:eastAsia="zh-CN"/>
-                    </w:rPr>
-                  </w:pPr>
-                  <w:r>
-                    <w:rPr>
-                      <w:rFonts w:hint="eastAsia" w:asciiTheme="minorEastAsia" w:hAnsiTheme="minorEastAsia" w:eastAsiaTheme="minorEastAsia" w:cstheme="minorEastAsia"/>
+                      <w:rFonts w:hint="eastAsia" w:ascii="新宋体" w:hAnsi="新宋体" w:eastAsia="新宋体" w:cs="新宋体"/>
+                      <w:vertAlign w:val="baseline"/>
+                      <w:lang w:val="en-US" w:eastAsia="zh-CN"/>
+                    </w:rPr>
+                  </w:pPr>
+                  <w:r>
+                    <w:rPr>
+                      <w:rFonts w:hint="eastAsia" w:ascii="新宋体" w:hAnsi="新宋体" w:eastAsia="新宋体" w:cs="新宋体"/>
                       <w:b/>
                       <w:bCs/>
                       <w:vertAlign w:val="baseline"/>
@@ -416,7 +414,7 @@
                   </w:r>
                   <w:r>
                     <w:rPr>
-                      <w:rFonts w:hint="eastAsia" w:asciiTheme="minorEastAsia" w:hAnsiTheme="minorEastAsia" w:eastAsiaTheme="minorEastAsia" w:cstheme="minorEastAsia"/>
+                      <w:rFonts w:hint="eastAsia" w:ascii="新宋体" w:hAnsi="新宋体" w:eastAsia="新宋体" w:cs="新宋体"/>
                       <w:color w:val="FF0000"/>
                       <w:u w:val="single"/>
                       <w:vertAlign w:val="baseline"/>
@@ -453,14 +451,14 @@
                 <w:p>
                   <w:pPr>
                     <w:rPr>
-                      <w:rFonts w:hint="eastAsia" w:asciiTheme="minorEastAsia" w:hAnsiTheme="minorEastAsia" w:eastAsiaTheme="minorEastAsia" w:cstheme="minorEastAsia"/>
-                      <w:vertAlign w:val="baseline"/>
-                      <w:lang w:val="en-US" w:eastAsia="zh-CN"/>
-                    </w:rPr>
-                  </w:pPr>
-                  <w:r>
-                    <w:rPr>
-                      <w:rFonts w:hint="eastAsia" w:asciiTheme="minorEastAsia" w:hAnsiTheme="minorEastAsia" w:eastAsiaTheme="minorEastAsia" w:cstheme="minorEastAsia"/>
+                      <w:rFonts w:hint="eastAsia" w:ascii="新宋体" w:hAnsi="新宋体" w:eastAsia="新宋体" w:cs="新宋体"/>
+                      <w:vertAlign w:val="baseline"/>
+                      <w:lang w:val="en-US" w:eastAsia="zh-CN"/>
+                    </w:rPr>
+                  </w:pPr>
+                  <w:r>
+                    <w:rPr>
+                      <w:rFonts w:hint="eastAsia" w:ascii="新宋体" w:hAnsi="新宋体" w:eastAsia="新宋体" w:cs="新宋体"/>
                       <w:b/>
                       <w:bCs/>
                       <w:vertAlign w:val="baseline"/>
@@ -470,7 +468,7 @@
                   </w:r>
                   <w:r>
                     <w:rPr>
-                      <w:rFonts w:hint="eastAsia" w:asciiTheme="minorEastAsia" w:hAnsiTheme="minorEastAsia" w:eastAsiaTheme="minorEastAsia" w:cstheme="minorEastAsia"/>
+                      <w:rFonts w:hint="eastAsia" w:ascii="新宋体" w:hAnsi="新宋体" w:eastAsia="新宋体" w:cs="新宋体"/>
                       <w:color w:val="FF0000"/>
                       <w:u w:val="single"/>
                       <w:vertAlign w:val="baseline"/>
@@ -489,14 +487,14 @@
                 <w:p>
                   <w:pPr>
                     <w:rPr>
-                      <w:rFonts w:hint="eastAsia" w:asciiTheme="minorEastAsia" w:hAnsiTheme="minorEastAsia" w:eastAsiaTheme="minorEastAsia" w:cstheme="minorEastAsia"/>
-                      <w:vertAlign w:val="baseline"/>
-                      <w:lang w:val="en-US" w:eastAsia="zh-CN"/>
-                    </w:rPr>
-                  </w:pPr>
-                  <w:r>
-                    <w:rPr>
-                      <w:rFonts w:hint="eastAsia" w:asciiTheme="minorEastAsia" w:hAnsiTheme="minorEastAsia" w:eastAsiaTheme="minorEastAsia" w:cstheme="minorEastAsia"/>
+                      <w:rFonts w:hint="eastAsia" w:ascii="新宋体" w:hAnsi="新宋体" w:eastAsia="新宋体" w:cs="新宋体"/>
+                      <w:vertAlign w:val="baseline"/>
+                      <w:lang w:val="en-US" w:eastAsia="zh-CN"/>
+                    </w:rPr>
+                  </w:pPr>
+                  <w:r>
+                    <w:rPr>
+                      <w:rFonts w:hint="eastAsia" w:ascii="新宋体" w:hAnsi="新宋体" w:eastAsia="新宋体" w:cs="新宋体"/>
                       <w:b/>
                       <w:bCs/>
                       <w:vertAlign w:val="baseline"/>
@@ -506,7 +504,7 @@
                   </w:r>
                   <w:r>
                     <w:rPr>
-                      <w:rFonts w:hint="eastAsia" w:asciiTheme="minorEastAsia" w:hAnsiTheme="minorEastAsia" w:eastAsiaTheme="minorEastAsia" w:cstheme="minorEastAsia"/>
+                      <w:rFonts w:hint="eastAsia" w:ascii="新宋体" w:hAnsi="新宋体" w:eastAsia="新宋体" w:cs="新宋体"/>
                       <w:color w:val="FF0000"/>
                       <w:u w:val="single"/>
                       <w:vertAlign w:val="baseline"/>
@@ -543,14 +541,14 @@
                 <w:p>
                   <w:pPr>
                     <w:rPr>
-                      <w:rFonts w:hint="eastAsia" w:asciiTheme="minorEastAsia" w:hAnsiTheme="minorEastAsia" w:eastAsiaTheme="minorEastAsia" w:cstheme="minorEastAsia"/>
-                      <w:vertAlign w:val="baseline"/>
-                      <w:lang w:val="en-US" w:eastAsia="zh-CN"/>
-                    </w:rPr>
-                  </w:pPr>
-                  <w:r>
-                    <w:rPr>
-                      <w:rFonts w:hint="eastAsia" w:asciiTheme="minorEastAsia" w:hAnsiTheme="minorEastAsia" w:eastAsiaTheme="minorEastAsia" w:cstheme="minorEastAsia"/>
+                      <w:rFonts w:hint="eastAsia" w:ascii="新宋体" w:hAnsi="新宋体" w:eastAsia="新宋体" w:cs="新宋体"/>
+                      <w:vertAlign w:val="baseline"/>
+                      <w:lang w:val="en-US" w:eastAsia="zh-CN"/>
+                    </w:rPr>
+                  </w:pPr>
+                  <w:r>
+                    <w:rPr>
+                      <w:rFonts w:hint="eastAsia" w:ascii="新宋体" w:hAnsi="新宋体" w:eastAsia="新宋体" w:cs="新宋体"/>
                       <w:b/>
                       <w:bCs/>
                       <w:vertAlign w:val="baseline"/>
@@ -560,7 +558,7 @@
                   </w:r>
                   <w:r>
                     <w:rPr>
-                      <w:rFonts w:hint="eastAsia" w:asciiTheme="minorEastAsia" w:hAnsiTheme="minorEastAsia" w:eastAsiaTheme="minorEastAsia" w:cstheme="minorEastAsia"/>
+                      <w:rFonts w:hint="eastAsia" w:ascii="新宋体" w:hAnsi="新宋体" w:eastAsia="新宋体" w:cs="新宋体"/>
                       <w:color w:val="FF0000"/>
                       <w:u w:val="single"/>
                       <w:vertAlign w:val="baseline"/>
@@ -579,14 +577,14 @@
                 <w:p>
                   <w:pPr>
                     <w:rPr>
-                      <w:rFonts w:hint="eastAsia" w:asciiTheme="minorEastAsia" w:hAnsiTheme="minorEastAsia" w:eastAsiaTheme="minorEastAsia" w:cstheme="minorEastAsia"/>
-                      <w:vertAlign w:val="baseline"/>
-                      <w:lang w:val="en-US" w:eastAsia="zh-CN"/>
-                    </w:rPr>
-                  </w:pPr>
-                  <w:r>
-                    <w:rPr>
-                      <w:rFonts w:hint="eastAsia" w:asciiTheme="minorEastAsia" w:hAnsiTheme="minorEastAsia" w:eastAsiaTheme="minorEastAsia" w:cstheme="minorEastAsia"/>
+                      <w:rFonts w:hint="eastAsia" w:ascii="新宋体" w:hAnsi="新宋体" w:eastAsia="新宋体" w:cs="新宋体"/>
+                      <w:vertAlign w:val="baseline"/>
+                      <w:lang w:val="en-US" w:eastAsia="zh-CN"/>
+                    </w:rPr>
+                  </w:pPr>
+                  <w:r>
+                    <w:rPr>
+                      <w:rFonts w:hint="eastAsia" w:ascii="新宋体" w:hAnsi="新宋体" w:eastAsia="新宋体" w:cs="新宋体"/>
                       <w:b/>
                       <w:bCs/>
                       <w:vertAlign w:val="baseline"/>
@@ -596,7 +594,7 @@
                   </w:r>
                   <w:r>
                     <w:rPr>
-                      <w:rFonts w:hint="eastAsia" w:asciiTheme="minorEastAsia" w:hAnsiTheme="minorEastAsia" w:eastAsiaTheme="minorEastAsia" w:cstheme="minorEastAsia"/>
+                      <w:rFonts w:hint="eastAsia" w:ascii="新宋体" w:hAnsi="新宋体" w:eastAsia="新宋体" w:cs="新宋体"/>
                       <w:color w:val="FF0000"/>
                       <w:u w:val="single"/>
                       <w:vertAlign w:val="baseline"/>
@@ -633,14 +631,14 @@
                 <w:p>
                   <w:pPr>
                     <w:rPr>
-                      <w:rFonts w:hint="eastAsia" w:asciiTheme="minorEastAsia" w:hAnsiTheme="minorEastAsia" w:eastAsiaTheme="minorEastAsia" w:cstheme="minorEastAsia"/>
-                      <w:vertAlign w:val="baseline"/>
-                      <w:lang w:val="en-US" w:eastAsia="zh-CN"/>
-                    </w:rPr>
-                  </w:pPr>
-                  <w:r>
-                    <w:rPr>
-                      <w:rFonts w:hint="eastAsia" w:asciiTheme="minorEastAsia" w:hAnsiTheme="minorEastAsia" w:eastAsiaTheme="minorEastAsia" w:cstheme="minorEastAsia"/>
+                      <w:rFonts w:hint="eastAsia" w:ascii="新宋体" w:hAnsi="新宋体" w:eastAsia="新宋体" w:cs="新宋体"/>
+                      <w:vertAlign w:val="baseline"/>
+                      <w:lang w:val="en-US" w:eastAsia="zh-CN"/>
+                    </w:rPr>
+                  </w:pPr>
+                  <w:r>
+                    <w:rPr>
+                      <w:rFonts w:hint="eastAsia" w:ascii="新宋体" w:hAnsi="新宋体" w:eastAsia="新宋体" w:cs="新宋体"/>
                       <w:b/>
                       <w:bCs/>
                       <w:vertAlign w:val="baseline"/>
@@ -650,7 +648,7 @@
                   </w:r>
                   <w:r>
                     <w:rPr>
-                      <w:rFonts w:hint="eastAsia" w:asciiTheme="minorEastAsia" w:hAnsiTheme="minorEastAsia" w:eastAsiaTheme="minorEastAsia" w:cstheme="minorEastAsia"/>
+                      <w:rFonts w:hint="eastAsia" w:ascii="新宋体" w:hAnsi="新宋体" w:eastAsia="新宋体" w:cs="新宋体"/>
                       <w:color w:val="FF0000"/>
                       <w:u w:val="single"/>
                       <w:vertAlign w:val="baseline"/>
@@ -669,14 +667,14 @@
                 <w:p>
                   <w:pPr>
                     <w:rPr>
-                      <w:rFonts w:hint="eastAsia" w:asciiTheme="minorEastAsia" w:hAnsiTheme="minorEastAsia" w:eastAsiaTheme="minorEastAsia" w:cstheme="minorEastAsia"/>
+                      <w:rFonts w:hint="eastAsia" w:ascii="新宋体" w:hAnsi="新宋体" w:eastAsia="新宋体" w:cs="新宋体"/>
                       <w:vertAlign w:val="baseline"/>
                       <w:lang w:val="en-US"/>
                     </w:rPr>
                   </w:pPr>
                   <w:r>
                     <w:rPr>
-                      <w:rFonts w:hint="eastAsia" w:asciiTheme="minorEastAsia" w:hAnsiTheme="minorEastAsia" w:eastAsiaTheme="minorEastAsia" w:cstheme="minorEastAsia"/>
+                      <w:rFonts w:hint="eastAsia" w:ascii="新宋体" w:hAnsi="新宋体" w:eastAsia="新宋体" w:cs="新宋体"/>
                       <w:b/>
                       <w:bCs/>
                       <w:vertAlign w:val="baseline"/>
@@ -686,7 +684,7 @@
                   </w:r>
                   <w:r>
                     <w:rPr>
-                      <w:rFonts w:hint="eastAsia" w:asciiTheme="minorEastAsia" w:hAnsiTheme="minorEastAsia" w:eastAsiaTheme="minorEastAsia" w:cstheme="minorEastAsia"/>
+                      <w:rFonts w:hint="eastAsia" w:ascii="新宋体" w:hAnsi="新宋体" w:eastAsia="新宋体" w:cs="新宋体"/>
                       <w:color w:val="FF0000"/>
                       <w:u w:val="single"/>
                       <w:vertAlign w:val="baseline"/>
@@ -701,7 +699,7 @@
           <w:p>
             <w:pPr>
               <w:rPr>
-                <w:rFonts w:hint="eastAsia" w:asciiTheme="minorEastAsia" w:hAnsiTheme="minorEastAsia" w:eastAsiaTheme="minorEastAsia" w:cstheme="minorEastAsia"/>
+                <w:rFonts w:hint="eastAsia" w:ascii="新宋体" w:hAnsi="新宋体" w:eastAsia="新宋体" w:cs="新宋体"/>
                 <w:vertAlign w:val="baseline"/>
               </w:rPr>
             </w:pPr>
@@ -771,6 +769,12 @@
                   <w:insideH w:val="single" w:color="auto" w:sz="4" w:space="0"/>
                   <w:insideV w:val="single" w:color="auto" w:sz="4" w:space="0"/>
                 </w:tblBorders>
+                <w:tblCellMar>
+                  <w:top w:w="0" w:type="dxa"/>
+                  <w:left w:w="108" w:type="dxa"/>
+                  <w:bottom w:w="0" w:type="dxa"/>
+                  <w:right w:w="108" w:type="dxa"/>
+                </w:tblCellMar>
               </w:tblPrEx>
               <w:trPr>
                 <w:trHeight w:val="367" w:hRule="atLeast"/>
@@ -785,16 +789,16 @@
                 <w:p>
                   <w:pPr>
                     <w:rPr>
-                      <w:rFonts w:hint="eastAsia" w:asciiTheme="minorEastAsia" w:hAnsiTheme="minorEastAsia" w:eastAsiaTheme="minorEastAsia" w:cstheme="minorEastAsia"/>
-                      <w:b/>
-                      <w:bCs/>
-                      <w:vertAlign w:val="baseline"/>
-                      <w:lang w:val="en-US" w:eastAsia="zh-CN"/>
-                    </w:rPr>
-                  </w:pPr>
-                  <w:r>
-                    <w:rPr>
-                      <w:rFonts w:hint="eastAsia" w:asciiTheme="minorEastAsia" w:hAnsiTheme="minorEastAsia" w:eastAsiaTheme="minorEastAsia" w:cstheme="minorEastAsia"/>
+                      <w:rFonts w:hint="eastAsia" w:ascii="新宋体" w:hAnsi="新宋体" w:eastAsia="新宋体" w:cs="新宋体"/>
+                      <w:b/>
+                      <w:bCs/>
+                      <w:vertAlign w:val="baseline"/>
+                      <w:lang w:val="en-US" w:eastAsia="zh-CN"/>
+                    </w:rPr>
+                  </w:pPr>
+                  <w:r>
+                    <w:rPr>
+                      <w:rFonts w:hint="eastAsia" w:ascii="新宋体" w:hAnsi="新宋体" w:eastAsia="新宋体" w:cs="新宋体"/>
                       <w:b/>
                       <w:bCs/>
                       <w:vertAlign w:val="baseline"/>
@@ -831,16 +835,16 @@
                 <w:p>
                   <w:pPr>
                     <w:rPr>
-                      <w:rFonts w:hint="eastAsia" w:asciiTheme="minorEastAsia" w:hAnsiTheme="minorEastAsia" w:eastAsiaTheme="minorEastAsia" w:cstheme="minorEastAsia"/>
-                      <w:b/>
-                      <w:bCs/>
-                      <w:vertAlign w:val="baseline"/>
-                      <w:lang w:val="en-US" w:eastAsia="zh-CN"/>
-                    </w:rPr>
-                  </w:pPr>
-                  <w:r>
-                    <w:rPr>
-                      <w:rFonts w:hint="eastAsia" w:asciiTheme="minorEastAsia" w:hAnsiTheme="minorEastAsia" w:eastAsiaTheme="minorEastAsia" w:cstheme="minorEastAsia"/>
+                      <w:rFonts w:hint="eastAsia" w:ascii="新宋体" w:hAnsi="新宋体" w:eastAsia="新宋体" w:cs="新宋体"/>
+                      <w:b/>
+                      <w:bCs/>
+                      <w:vertAlign w:val="baseline"/>
+                      <w:lang w:val="en-US" w:eastAsia="zh-CN"/>
+                    </w:rPr>
+                  </w:pPr>
+                  <w:r>
+                    <w:rPr>
+                      <w:rFonts w:hint="eastAsia" w:ascii="新宋体" w:hAnsi="新宋体" w:eastAsia="新宋体" w:cs="新宋体"/>
                       <w:b/>
                       <w:bCs/>
                       <w:vertAlign w:val="baseline"/>
@@ -859,16 +863,16 @@
                 <w:p>
                   <w:pPr>
                     <w:rPr>
-                      <w:rFonts w:hint="eastAsia" w:asciiTheme="minorEastAsia" w:hAnsiTheme="minorEastAsia" w:eastAsiaTheme="minorEastAsia" w:cstheme="minorEastAsia"/>
-                      <w:b/>
-                      <w:bCs/>
-                      <w:vertAlign w:val="baseline"/>
-                      <w:lang w:val="en-US" w:eastAsia="zh-CN"/>
-                    </w:rPr>
-                  </w:pPr>
-                  <w:r>
-                    <w:rPr>
-                      <w:rFonts w:hint="eastAsia" w:asciiTheme="minorEastAsia" w:hAnsiTheme="minorEastAsia" w:eastAsiaTheme="minorEastAsia" w:cstheme="minorEastAsia"/>
+                      <w:rFonts w:hint="eastAsia" w:ascii="新宋体" w:hAnsi="新宋体" w:eastAsia="新宋体" w:cs="新宋体"/>
+                      <w:b/>
+                      <w:bCs/>
+                      <w:vertAlign w:val="baseline"/>
+                      <w:lang w:val="en-US" w:eastAsia="zh-CN"/>
+                    </w:rPr>
+                  </w:pPr>
+                  <w:r>
+                    <w:rPr>
+                      <w:rFonts w:hint="eastAsia" w:ascii="新宋体" w:hAnsi="新宋体" w:eastAsia="新宋体" w:cs="新宋体"/>
                       <w:b/>
                       <w:bCs/>
                       <w:vertAlign w:val="baseline"/>
@@ -887,16 +891,16 @@
                 <w:p>
                   <w:pPr>
                     <w:rPr>
-                      <w:rFonts w:hint="eastAsia" w:asciiTheme="minorEastAsia" w:hAnsiTheme="minorEastAsia" w:eastAsiaTheme="minorEastAsia" w:cstheme="minorEastAsia"/>
-                      <w:b/>
-                      <w:bCs/>
-                      <w:vertAlign w:val="baseline"/>
-                      <w:lang w:val="en-US" w:eastAsia="zh-CN"/>
-                    </w:rPr>
-                  </w:pPr>
-                  <w:r>
-                    <w:rPr>
-                      <w:rFonts w:hint="eastAsia" w:asciiTheme="minorEastAsia" w:hAnsiTheme="minorEastAsia" w:eastAsiaTheme="minorEastAsia" w:cstheme="minorEastAsia"/>
+                      <w:rFonts w:hint="eastAsia" w:ascii="新宋体" w:hAnsi="新宋体" w:eastAsia="新宋体" w:cs="新宋体"/>
+                      <w:b/>
+                      <w:bCs/>
+                      <w:vertAlign w:val="baseline"/>
+                      <w:lang w:val="en-US" w:eastAsia="zh-CN"/>
+                    </w:rPr>
+                  </w:pPr>
+                  <w:r>
+                    <w:rPr>
+                      <w:rFonts w:hint="eastAsia" w:ascii="新宋体" w:hAnsi="新宋体" w:eastAsia="新宋体" w:cs="新宋体"/>
                       <w:b/>
                       <w:bCs/>
                       <w:vertAlign w:val="baseline"/>
@@ -915,16 +919,16 @@
                 <w:p>
                   <w:pPr>
                     <w:rPr>
-                      <w:rFonts w:hint="eastAsia" w:asciiTheme="minorEastAsia" w:hAnsiTheme="minorEastAsia" w:eastAsiaTheme="minorEastAsia" w:cstheme="minorEastAsia"/>
-                      <w:b/>
-                      <w:bCs/>
-                      <w:vertAlign w:val="baseline"/>
-                      <w:lang w:val="en-US" w:eastAsia="zh-CN"/>
-                    </w:rPr>
-                  </w:pPr>
-                  <w:r>
-                    <w:rPr>
-                      <w:rFonts w:hint="eastAsia" w:asciiTheme="minorEastAsia" w:hAnsiTheme="minorEastAsia" w:eastAsiaTheme="minorEastAsia" w:cstheme="minorEastAsia"/>
+                      <w:rFonts w:hint="eastAsia" w:ascii="新宋体" w:hAnsi="新宋体" w:eastAsia="新宋体" w:cs="新宋体"/>
+                      <w:b/>
+                      <w:bCs/>
+                      <w:vertAlign w:val="baseline"/>
+                      <w:lang w:val="en-US" w:eastAsia="zh-CN"/>
+                    </w:rPr>
+                  </w:pPr>
+                  <w:r>
+                    <w:rPr>
+                      <w:rFonts w:hint="eastAsia" w:ascii="新宋体" w:hAnsi="新宋体" w:eastAsia="新宋体" w:cs="新宋体"/>
                       <w:b/>
                       <w:bCs/>
                       <w:vertAlign w:val="baseline"/>
@@ -943,16 +947,16 @@
                 <w:p>
                   <w:pPr>
                     <w:rPr>
-                      <w:rFonts w:hint="eastAsia" w:asciiTheme="minorEastAsia" w:hAnsiTheme="minorEastAsia" w:eastAsiaTheme="minorEastAsia" w:cstheme="minorEastAsia"/>
-                      <w:b/>
-                      <w:bCs/>
-                      <w:vertAlign w:val="baseline"/>
-                      <w:lang w:val="en-US" w:eastAsia="zh-CN"/>
-                    </w:rPr>
-                  </w:pPr>
-                  <w:r>
-                    <w:rPr>
-                      <w:rFonts w:hint="eastAsia" w:asciiTheme="minorEastAsia" w:hAnsiTheme="minorEastAsia" w:eastAsiaTheme="minorEastAsia" w:cstheme="minorEastAsia"/>
+                      <w:rFonts w:hint="eastAsia" w:ascii="新宋体" w:hAnsi="新宋体" w:eastAsia="新宋体" w:cs="新宋体"/>
+                      <w:b/>
+                      <w:bCs/>
+                      <w:vertAlign w:val="baseline"/>
+                      <w:lang w:val="en-US" w:eastAsia="zh-CN"/>
+                    </w:rPr>
+                  </w:pPr>
+                  <w:r>
+                    <w:rPr>
+                      <w:rFonts w:hint="eastAsia" w:ascii="新宋体" w:hAnsi="新宋体" w:eastAsia="新宋体" w:cs="新宋体"/>
                       <w:b/>
                       <w:bCs/>
                       <w:vertAlign w:val="baseline"/>
@@ -971,16 +975,16 @@
                 <w:p>
                   <w:pPr>
                     <w:rPr>
-                      <w:rFonts w:hint="eastAsia" w:asciiTheme="minorEastAsia" w:hAnsiTheme="minorEastAsia" w:eastAsiaTheme="minorEastAsia" w:cstheme="minorEastAsia"/>
-                      <w:b/>
-                      <w:bCs/>
-                      <w:vertAlign w:val="baseline"/>
-                      <w:lang w:val="en-US" w:eastAsia="zh-CN"/>
-                    </w:rPr>
-                  </w:pPr>
-                  <w:r>
-                    <w:rPr>
-                      <w:rFonts w:hint="eastAsia" w:asciiTheme="minorEastAsia" w:hAnsiTheme="minorEastAsia" w:eastAsiaTheme="minorEastAsia" w:cstheme="minorEastAsia"/>
+                      <w:rFonts w:hint="eastAsia" w:ascii="新宋体" w:hAnsi="新宋体" w:eastAsia="新宋体" w:cs="新宋体"/>
+                      <w:b/>
+                      <w:bCs/>
+                      <w:vertAlign w:val="baseline"/>
+                      <w:lang w:val="en-US" w:eastAsia="zh-CN"/>
+                    </w:rPr>
+                  </w:pPr>
+                  <w:r>
+                    <w:rPr>
+                      <w:rFonts w:hint="eastAsia" w:ascii="新宋体" w:hAnsi="新宋体" w:eastAsia="新宋体" w:cs="新宋体"/>
                       <w:b/>
                       <w:bCs/>
                       <w:vertAlign w:val="baseline"/>
@@ -999,16 +1003,16 @@
                 <w:p>
                   <w:pPr>
                     <w:rPr>
-                      <w:rFonts w:hint="eastAsia" w:asciiTheme="minorEastAsia" w:hAnsiTheme="minorEastAsia" w:eastAsiaTheme="minorEastAsia" w:cstheme="minorEastAsia"/>
-                      <w:b/>
-                      <w:bCs/>
-                      <w:vertAlign w:val="baseline"/>
-                      <w:lang w:val="en-US" w:eastAsia="zh-CN"/>
-                    </w:rPr>
-                  </w:pPr>
-                  <w:r>
-                    <w:rPr>
-                      <w:rFonts w:hint="eastAsia" w:asciiTheme="minorEastAsia" w:hAnsiTheme="minorEastAsia" w:eastAsiaTheme="minorEastAsia" w:cstheme="minorEastAsia"/>
+                      <w:rFonts w:hint="eastAsia" w:ascii="新宋体" w:hAnsi="新宋体" w:eastAsia="新宋体" w:cs="新宋体"/>
+                      <w:b/>
+                      <w:bCs/>
+                      <w:vertAlign w:val="baseline"/>
+                      <w:lang w:val="en-US" w:eastAsia="zh-CN"/>
+                    </w:rPr>
+                  </w:pPr>
+                  <w:r>
+                    <w:rPr>
+                      <w:rFonts w:hint="eastAsia" w:ascii="新宋体" w:hAnsi="新宋体" w:eastAsia="新宋体" w:cs="新宋体"/>
                       <w:b/>
                       <w:bCs/>
                       <w:vertAlign w:val="baseline"/>
@@ -1045,7 +1049,7 @@
                 <w:p>
                   <w:pPr>
                     <w:rPr>
-                      <w:rFonts w:hint="eastAsia" w:asciiTheme="minorEastAsia" w:hAnsiTheme="minorEastAsia" w:eastAsiaTheme="minorEastAsia" w:cstheme="minorEastAsia"/>
+                      <w:rFonts w:hint="eastAsia" w:ascii="新宋体" w:hAnsi="新宋体" w:eastAsia="新宋体" w:cs="新宋体"/>
                       <w:color w:val="FF0000"/>
                       <w:u w:val="single"/>
                       <w:vertAlign w:val="baseline"/>
@@ -1054,7 +1058,7 @@
                   </w:pPr>
                   <w:r>
                     <w:rPr>
-                      <w:rFonts w:hint="eastAsia" w:asciiTheme="minorEastAsia" w:hAnsiTheme="minorEastAsia" w:eastAsiaTheme="minorEastAsia" w:cstheme="minorEastAsia"/>
+                      <w:rFonts w:hint="eastAsia" w:ascii="新宋体" w:hAnsi="新宋体" w:eastAsia="新宋体" w:cs="新宋体"/>
                       <w:color w:val="FF0000"/>
                       <w:u w:val="single"/>
                       <w:vertAlign w:val="baseline"/>
@@ -1073,7 +1077,7 @@
                 <w:p>
                   <w:pPr>
                     <w:rPr>
-                      <w:rFonts w:hint="eastAsia" w:asciiTheme="minorEastAsia" w:hAnsiTheme="minorEastAsia" w:eastAsiaTheme="minorEastAsia" w:cstheme="minorEastAsia"/>
+                      <w:rFonts w:hint="eastAsia" w:ascii="新宋体" w:hAnsi="新宋体" w:eastAsia="新宋体" w:cs="新宋体"/>
                       <w:color w:val="FF0000"/>
                       <w:u w:val="single"/>
                       <w:vertAlign w:val="baseline"/>
@@ -1082,7 +1086,7 @@
                   </w:pPr>
                   <w:r>
                     <w:rPr>
-                      <w:rFonts w:hint="eastAsia" w:asciiTheme="minorEastAsia" w:hAnsiTheme="minorEastAsia" w:eastAsiaTheme="minorEastAsia" w:cstheme="minorEastAsia"/>
+                      <w:rFonts w:hint="eastAsia" w:ascii="新宋体" w:hAnsi="新宋体" w:eastAsia="新宋体" w:cs="新宋体"/>
                       <w:color w:val="FF0000"/>
                       <w:u w:val="single"/>
                       <w:vertAlign w:val="baseline"/>
@@ -1101,7 +1105,7 @@
                 <w:p>
                   <w:pPr>
                     <w:rPr>
-                      <w:rFonts w:hint="eastAsia" w:asciiTheme="minorEastAsia" w:hAnsiTheme="minorEastAsia" w:eastAsiaTheme="minorEastAsia" w:cstheme="minorEastAsia"/>
+                      <w:rFonts w:hint="eastAsia" w:ascii="新宋体" w:hAnsi="新宋体" w:eastAsia="新宋体" w:cs="新宋体"/>
                       <w:color w:val="FF0000"/>
                       <w:u w:val="single"/>
                       <w:vertAlign w:val="baseline"/>
@@ -1110,7 +1114,7 @@
                   </w:pPr>
                   <w:r>
                     <w:rPr>
-                      <w:rFonts w:hint="eastAsia" w:asciiTheme="minorEastAsia" w:hAnsiTheme="minorEastAsia" w:eastAsiaTheme="minorEastAsia" w:cstheme="minorEastAsia"/>
+                      <w:rFonts w:hint="eastAsia" w:ascii="新宋体" w:hAnsi="新宋体" w:eastAsia="新宋体" w:cs="新宋体"/>
                       <w:color w:val="FF0000"/>
                       <w:u w:val="single"/>
                       <w:vertAlign w:val="baseline"/>
@@ -1129,7 +1133,7 @@
                 <w:p>
                   <w:pPr>
                     <w:rPr>
-                      <w:rFonts w:hint="eastAsia" w:asciiTheme="minorEastAsia" w:hAnsiTheme="minorEastAsia" w:eastAsiaTheme="minorEastAsia" w:cstheme="minorEastAsia"/>
+                      <w:rFonts w:hint="eastAsia" w:ascii="新宋体" w:hAnsi="新宋体" w:eastAsia="新宋体" w:cs="新宋体"/>
                       <w:color w:val="FF0000"/>
                       <w:u w:val="single"/>
                       <w:vertAlign w:val="baseline"/>
@@ -1138,7 +1142,7 @@
                   </w:pPr>
                   <w:r>
                     <w:rPr>
-                      <w:rFonts w:hint="eastAsia" w:asciiTheme="minorEastAsia" w:hAnsiTheme="minorEastAsia" w:eastAsiaTheme="minorEastAsia" w:cstheme="minorEastAsia"/>
+                      <w:rFonts w:hint="eastAsia" w:ascii="新宋体" w:hAnsi="新宋体" w:eastAsia="新宋体" w:cs="新宋体"/>
                       <w:color w:val="FF0000"/>
                       <w:u w:val="single"/>
                       <w:vertAlign w:val="baseline"/>
@@ -1157,7 +1161,7 @@
                 <w:p>
                   <w:pPr>
                     <w:rPr>
-                      <w:rFonts w:hint="eastAsia" w:asciiTheme="minorEastAsia" w:hAnsiTheme="minorEastAsia" w:eastAsiaTheme="minorEastAsia" w:cstheme="minorEastAsia"/>
+                      <w:rFonts w:hint="eastAsia" w:ascii="新宋体" w:hAnsi="新宋体" w:eastAsia="新宋体" w:cs="新宋体"/>
                       <w:color w:val="FF0000"/>
                       <w:u w:val="single"/>
                       <w:vertAlign w:val="baseline"/>
@@ -1166,7 +1170,7 @@
                   </w:pPr>
                   <w:r>
                     <w:rPr>
-                      <w:rFonts w:hint="eastAsia" w:asciiTheme="minorEastAsia" w:hAnsiTheme="minorEastAsia" w:eastAsiaTheme="minorEastAsia" w:cstheme="minorEastAsia"/>
+                      <w:rFonts w:hint="eastAsia" w:ascii="新宋体" w:hAnsi="新宋体" w:eastAsia="新宋体" w:cs="新宋体"/>
                       <w:color w:val="FF0000"/>
                       <w:u w:val="single"/>
                       <w:vertAlign w:val="baseline"/>
@@ -1185,7 +1189,7 @@
                 <w:p>
                   <w:pPr>
                     <w:rPr>
-                      <w:rFonts w:hint="eastAsia" w:asciiTheme="minorEastAsia" w:hAnsiTheme="minorEastAsia" w:eastAsiaTheme="minorEastAsia" w:cstheme="minorEastAsia"/>
+                      <w:rFonts w:hint="eastAsia" w:ascii="新宋体" w:hAnsi="新宋体" w:eastAsia="新宋体" w:cs="新宋体"/>
                       <w:color w:val="FF0000"/>
                       <w:u w:val="single"/>
                       <w:vertAlign w:val="baseline"/>
@@ -1194,7 +1198,7 @@
                   </w:pPr>
                   <w:r>
                     <w:rPr>
-                      <w:rFonts w:hint="eastAsia" w:asciiTheme="minorEastAsia" w:hAnsiTheme="minorEastAsia" w:eastAsiaTheme="minorEastAsia" w:cstheme="minorEastAsia"/>
+                      <w:rFonts w:hint="eastAsia" w:ascii="新宋体" w:hAnsi="新宋体" w:eastAsia="新宋体" w:cs="新宋体"/>
                       <w:color w:val="FF0000"/>
                       <w:u w:val="single"/>
                       <w:vertAlign w:val="baseline"/>
@@ -1213,7 +1217,7 @@
                 <w:p>
                   <w:pPr>
                     <w:rPr>
-                      <w:rFonts w:hint="eastAsia" w:asciiTheme="minorEastAsia" w:hAnsiTheme="minorEastAsia" w:eastAsiaTheme="minorEastAsia" w:cstheme="minorEastAsia"/>
+                      <w:rFonts w:hint="eastAsia" w:ascii="新宋体" w:hAnsi="新宋体" w:eastAsia="新宋体" w:cs="新宋体"/>
                       <w:color w:val="FF0000"/>
                       <w:u w:val="single"/>
                       <w:vertAlign w:val="baseline"/>
@@ -1222,7 +1226,7 @@
                   </w:pPr>
                   <w:r>
                     <w:rPr>
-                      <w:rFonts w:hint="eastAsia" w:asciiTheme="minorEastAsia" w:hAnsiTheme="minorEastAsia" w:eastAsiaTheme="minorEastAsia" w:cstheme="minorEastAsia"/>
+                      <w:rFonts w:hint="eastAsia" w:ascii="新宋体" w:hAnsi="新宋体" w:eastAsia="新宋体" w:cs="新宋体"/>
                       <w:color w:val="FF0000"/>
                       <w:u w:val="single"/>
                       <w:vertAlign w:val="baseline"/>
@@ -1237,7 +1241,7 @@
           <w:p>
             <w:pPr>
               <w:rPr>
-                <w:rFonts w:hint="eastAsia" w:asciiTheme="minorEastAsia" w:hAnsiTheme="minorEastAsia" w:eastAsiaTheme="minorEastAsia" w:cstheme="minorEastAsia"/>
+                <w:rFonts w:hint="eastAsia" w:ascii="新宋体" w:hAnsi="新宋体" w:eastAsia="新宋体" w:cs="新宋体"/>
                 <w:vertAlign w:val="baseline"/>
               </w:rPr>
             </w:pPr>
@@ -1301,12 +1305,6 @@
                   <w:insideH w:val="single" w:color="auto" w:sz="4" w:space="0"/>
                   <w:insideV w:val="single" w:color="auto" w:sz="4" w:space="0"/>
                 </w:tblBorders>
-                <w:tblCellMar>
-                  <w:top w:w="0" w:type="dxa"/>
-                  <w:left w:w="108" w:type="dxa"/>
-                  <w:bottom w:w="0" w:type="dxa"/>
-                  <w:right w:w="108" w:type="dxa"/>
-                </w:tblCellMar>
               </w:tblPrEx>
               <w:tc>
                 <w:tcPr>
@@ -1317,14 +1315,14 @@
                 <w:p>
                   <w:pPr>
                     <w:rPr>
-                      <w:rFonts w:hint="eastAsia" w:asciiTheme="minorEastAsia" w:hAnsiTheme="minorEastAsia" w:eastAsiaTheme="minorEastAsia" w:cstheme="minorEastAsia"/>
-                      <w:vertAlign w:val="baseline"/>
-                      <w:lang w:val="en-US" w:eastAsia="zh-CN"/>
-                    </w:rPr>
-                  </w:pPr>
-                  <w:r>
-                    <w:rPr>
-                      <w:rFonts w:hint="eastAsia" w:asciiTheme="minorEastAsia" w:hAnsiTheme="minorEastAsia" w:eastAsiaTheme="minorEastAsia" w:cstheme="minorEastAsia"/>
+                      <w:rFonts w:hint="eastAsia" w:ascii="新宋体" w:hAnsi="新宋体" w:eastAsia="新宋体" w:cs="新宋体"/>
+                      <w:vertAlign w:val="baseline"/>
+                      <w:lang w:val="en-US" w:eastAsia="zh-CN"/>
+                    </w:rPr>
+                  </w:pPr>
+                  <w:r>
+                    <w:rPr>
+                      <w:rFonts w:hint="eastAsia" w:ascii="新宋体" w:hAnsi="新宋体" w:eastAsia="新宋体" w:cs="新宋体"/>
                       <w:b/>
                       <w:bCs/>
                       <w:color w:val="000000"/>
@@ -1363,7 +1361,7 @@
                   <w:pPr>
                     <w:jc w:val="center"/>
                     <w:rPr>
-                      <w:rFonts w:hint="eastAsia" w:asciiTheme="minorEastAsia" w:hAnsiTheme="minorEastAsia" w:eastAsiaTheme="minorEastAsia" w:cstheme="minorEastAsia"/>
+                      <w:rFonts w:hint="eastAsia" w:ascii="新宋体" w:hAnsi="新宋体" w:eastAsia="新宋体" w:cs="新宋体"/>
                       <w:vertAlign w:val="baseline"/>
                       <w:lang w:val="en-US" w:eastAsia="zh-CN"/>
                     </w:rPr>
@@ -1373,14 +1371,14 @@
                   <w:pPr>
                     <w:jc w:val="center"/>
                     <w:rPr>
-                      <w:rFonts w:hint="eastAsia" w:asciiTheme="minorEastAsia" w:hAnsiTheme="minorEastAsia" w:eastAsiaTheme="minorEastAsia" w:cstheme="minorEastAsia"/>
-                      <w:vertAlign w:val="baseline"/>
-                      <w:lang w:val="en-US" w:eastAsia="zh-CN"/>
-                    </w:rPr>
-                  </w:pPr>
-                  <w:r>
-                    <w:rPr>
-                      <w:rFonts w:hint="eastAsia" w:asciiTheme="minorEastAsia" w:hAnsiTheme="minorEastAsia" w:eastAsiaTheme="minorEastAsia" w:cstheme="minorEastAsia"/>
+                      <w:rFonts w:hint="eastAsia" w:ascii="新宋体" w:hAnsi="新宋体" w:eastAsia="新宋体" w:cs="新宋体"/>
+                      <w:vertAlign w:val="baseline"/>
+                      <w:lang w:val="en-US" w:eastAsia="zh-CN"/>
+                    </w:rPr>
+                  </w:pPr>
+                  <w:r>
+                    <w:rPr>
+                      <w:rFonts w:hint="eastAsia" w:ascii="新宋体" w:hAnsi="新宋体" w:eastAsia="新宋体" w:cs="新宋体"/>
                       <w:vertAlign w:val="baseline"/>
                       <w:lang w:val="en-US" w:eastAsia="zh-CN"/>
                     </w:rPr>
@@ -1429,7 +1427,7 @@
           <w:p>
             <w:pPr>
               <w:rPr>
-                <w:rFonts w:hint="eastAsia" w:asciiTheme="minorEastAsia" w:hAnsiTheme="minorEastAsia" w:eastAsiaTheme="minorEastAsia" w:cstheme="minorEastAsia"/>
+                <w:rFonts w:hint="eastAsia" w:ascii="新宋体" w:hAnsi="新宋体" w:eastAsia="新宋体" w:cs="新宋体"/>
                 <w:vertAlign w:val="baseline"/>
               </w:rPr>
             </w:pPr>
@@ -1444,6 +1442,8 @@
           <w:lang w:eastAsia="zh-CN"/>
         </w:rPr>
       </w:pPr>
+      <w:bookmarkStart w:id="1" w:name="_GoBack"/>
+      <w:bookmarkEnd w:id="1"/>
     </w:p>
     <w:sectPr>
       <w:pgSz w:w="11906" w:h="16838"/>

--- a/src/main/resources/templete/123.docx
+++ b/src/main/resources/templete/123.docx
@@ -57,13 +57,13 @@
               <w:bidi w:val="0"/>
               <w:jc w:val="center"/>
               <w:rPr>
-                <w:rFonts w:hint="eastAsia" w:ascii="新宋体" w:hAnsi="新宋体" w:eastAsia="新宋体" w:cs="新宋体"/>
+                <w:rFonts w:hint="default"/>
                 <w:lang w:val="en-US" w:eastAsia="zh-CN"/>
               </w:rPr>
             </w:pPr>
             <w:r>
               <w:rPr>
-                <w:rFonts w:hint="eastAsia" w:ascii="新宋体" w:hAnsi="新宋体" w:eastAsia="新宋体" w:cs="新宋体"/>
+                <w:rFonts w:hint="eastAsia"/>
                 <w:lang w:val="en-US" w:eastAsia="zh-CN"/>
               </w:rPr>
               <w:t>生仝智能科技（北京）有限公司</w:t>
@@ -100,7 +100,7 @@
               <w:bidi w:val="0"/>
               <w:ind w:firstLine="964" w:firstLineChars="400"/>
               <w:rPr>
-                <w:rFonts w:hint="eastAsia" w:ascii="新宋体" w:hAnsi="新宋体" w:eastAsia="新宋体" w:cs="新宋体"/>
+                <w:rFonts w:hint="default"/>
                 <w:u w:val="none"/>
                 <w:lang w:val="en-US" w:eastAsia="zh-CN"/>
               </w:rPr>
@@ -108,14 +108,14 @@
             <w:bookmarkStart w:id="0" w:name="OLE_LINK1"/>
             <w:r>
               <w:rPr>
-                <w:rFonts w:hint="eastAsia" w:ascii="新宋体" w:hAnsi="新宋体" w:eastAsia="新宋体" w:cs="新宋体"/>
+                <w:rFonts w:hint="eastAsia" w:ascii="宋体" w:hAnsi="宋体" w:eastAsia="宋体" w:cs="宋体"/>
                 <w:lang w:val="en-US" w:eastAsia="zh-CN"/>
               </w:rPr>
               <w:t>专题名称：</w:t>
             </w:r>
             <w:r>
               <w:rPr>
-                <w:rFonts w:hint="eastAsia" w:ascii="新宋体" w:hAnsi="新宋体" w:eastAsia="新宋体" w:cs="新宋体"/>
+                <w:rFonts w:hint="eastAsia" w:ascii="宋体" w:hAnsi="宋体" w:eastAsia="宋体" w:cs="宋体"/>
                 <w:color w:val="FF0000"/>
                 <w:u w:val="single"/>
                 <w:lang w:val="en-US" w:eastAsia="zh-CN"/>
@@ -124,7 +124,7 @@
             </w:r>
             <w:r>
               <w:rPr>
-                <w:rFonts w:hint="eastAsia" w:ascii="新宋体" w:hAnsi="新宋体" w:eastAsia="新宋体" w:cs="新宋体"/>
+                <w:rFonts w:hint="eastAsia" w:ascii="宋体" w:hAnsi="宋体" w:eastAsia="宋体" w:cs="宋体"/>
                 <w:u w:val="none"/>
                 <w:lang w:val="en-US" w:eastAsia="zh-CN"/>
               </w:rPr>
@@ -132,7 +132,7 @@
             </w:r>
             <w:r>
               <w:rPr>
-                <w:rFonts w:hint="eastAsia" w:ascii="新宋体" w:hAnsi="新宋体" w:eastAsia="新宋体" w:cs="新宋体"/>
+                <w:rFonts w:hint="eastAsia" w:ascii="宋体" w:hAnsi="宋体" w:eastAsia="宋体" w:cs="宋体"/>
                 <w:color w:val="FF0000"/>
                 <w:u w:val="single"/>
                 <w:lang w:val="en-US" w:eastAsia="zh-CN"/>
@@ -170,7 +170,7 @@
             <w:pPr>
               <w:jc w:val="center"/>
               <w:rPr>
-                <w:rFonts w:hint="eastAsia" w:ascii="新宋体" w:hAnsi="新宋体" w:eastAsia="新宋体" w:cs="新宋体"/>
+                <w:rFonts w:hint="eastAsia" w:eastAsia="宋体"/>
                 <w:b/>
                 <w:bCs/>
                 <w:vertAlign w:val="baseline"/>
@@ -179,7 +179,7 @@
             </w:pPr>
             <w:r>
               <w:rPr>
-                <w:rFonts w:hint="eastAsia" w:ascii="新宋体" w:hAnsi="新宋体" w:eastAsia="新宋体" w:cs="新宋体"/>
+                <w:rFonts w:hint="eastAsia"/>
                 <w:b/>
                 <w:bCs/>
                 <w:vertAlign w:val="baseline"/>
@@ -188,7 +188,7 @@
             </w:r>
             <w:r>
               <w:rPr>
-                <w:rFonts w:hint="eastAsia" w:ascii="新宋体" w:hAnsi="新宋体" w:eastAsia="新宋体" w:cs="新宋体"/>
+                <w:rFonts w:hint="eastAsia"/>
                 <w:b/>
                 <w:bCs/>
                 <w:vertAlign w:val="baseline"/>
@@ -198,7 +198,7 @@
             </w:r>
             <w:r>
               <w:rPr>
-                <w:rFonts w:hint="eastAsia" w:ascii="新宋体" w:hAnsi="新宋体" w:eastAsia="新宋体" w:cs="新宋体"/>
+                <w:rFonts w:hint="eastAsia"/>
                 <w:b/>
                 <w:bCs/>
                 <w:vertAlign w:val="baseline"/>
@@ -207,7 +207,7 @@
             </w:r>
             <w:r>
               <w:rPr>
-                <w:rFonts w:hint="eastAsia" w:ascii="新宋体" w:hAnsi="新宋体" w:eastAsia="新宋体" w:cs="新宋体"/>
+                <w:rFonts w:hint="eastAsia"/>
                 <w:b/>
                 <w:bCs/>
                 <w:vertAlign w:val="baseline"/>
@@ -217,7 +217,7 @@
             </w:r>
             <w:r>
               <w:rPr>
-                <w:rFonts w:hint="eastAsia" w:ascii="新宋体" w:hAnsi="新宋体" w:eastAsia="新宋体" w:cs="新宋体"/>
+                <w:rFonts w:hint="eastAsia"/>
                 <w:b/>
                 <w:bCs/>
                 <w:vertAlign w:val="baseline"/>
@@ -226,7 +226,7 @@
             </w:r>
             <w:r>
               <w:rPr>
-                <w:rFonts w:hint="eastAsia" w:ascii="新宋体" w:hAnsi="新宋体" w:eastAsia="新宋体" w:cs="新宋体"/>
+                <w:rFonts w:hint="eastAsia"/>
                 <w:b/>
                 <w:bCs/>
                 <w:vertAlign w:val="baseline"/>
@@ -298,12 +298,6 @@
                   <w:insideH w:val="single" w:color="auto" w:sz="4" w:space="0"/>
                   <w:insideV w:val="single" w:color="auto" w:sz="4" w:space="0"/>
                 </w:tblBorders>
-                <w:tblCellMar>
-                  <w:top w:w="0" w:type="dxa"/>
-                  <w:left w:w="108" w:type="dxa"/>
-                  <w:bottom w:w="0" w:type="dxa"/>
-                  <w:right w:w="108" w:type="dxa"/>
-                </w:tblCellMar>
               </w:tblPrEx>
               <w:tc>
                 <w:tcPr>
@@ -315,16 +309,16 @@
                 <w:p>
                   <w:pPr>
                     <w:rPr>
-                      <w:rFonts w:hint="eastAsia" w:ascii="新宋体" w:hAnsi="新宋体" w:eastAsia="新宋体" w:cs="新宋体"/>
-                      <w:b/>
-                      <w:bCs/>
-                      <w:vertAlign w:val="baseline"/>
-                      <w:lang w:val="en-US" w:eastAsia="zh-CN"/>
-                    </w:rPr>
-                  </w:pPr>
-                  <w:r>
-                    <w:rPr>
-                      <w:rFonts w:hint="eastAsia" w:ascii="新宋体" w:hAnsi="新宋体" w:eastAsia="新宋体" w:cs="新宋体"/>
+                      <w:rFonts w:hint="eastAsia" w:ascii="宋体" w:hAnsi="宋体" w:eastAsia="宋体" w:cs="宋体"/>
+                      <w:b/>
+                      <w:bCs/>
+                      <w:vertAlign w:val="baseline"/>
+                      <w:lang w:val="en-US" w:eastAsia="zh-CN"/>
+                    </w:rPr>
+                  </w:pPr>
+                  <w:r>
+                    <w:rPr>
+                      <w:rFonts w:hint="eastAsia" w:ascii="宋体" w:hAnsi="宋体" w:eastAsia="宋体" w:cs="宋体"/>
                       <w:b/>
                       <w:bCs/>
                       <w:vertAlign w:val="baseline"/>
@@ -361,14 +355,14 @@
                 <w:p>
                   <w:pPr>
                     <w:rPr>
-                      <w:rFonts w:hint="eastAsia" w:ascii="新宋体" w:hAnsi="新宋体" w:eastAsia="新宋体" w:cs="新宋体"/>
-                      <w:vertAlign w:val="baseline"/>
-                      <w:lang w:val="en-US" w:eastAsia="zh-CN"/>
-                    </w:rPr>
-                  </w:pPr>
-                  <w:r>
-                    <w:rPr>
-                      <w:rFonts w:hint="eastAsia" w:ascii="新宋体" w:hAnsi="新宋体" w:eastAsia="新宋体" w:cs="新宋体"/>
+                      <w:rFonts w:hint="eastAsia" w:ascii="宋体" w:hAnsi="宋体" w:eastAsia="宋体" w:cs="宋体"/>
+                      <w:vertAlign w:val="baseline"/>
+                      <w:lang w:val="en-US" w:eastAsia="zh-CN"/>
+                    </w:rPr>
+                  </w:pPr>
+                  <w:r>
+                    <w:rPr>
+                      <w:rFonts w:hint="eastAsia" w:ascii="宋体" w:hAnsi="宋体" w:eastAsia="宋体" w:cs="宋体"/>
                       <w:b/>
                       <w:bCs/>
                       <w:vertAlign w:val="baseline"/>
@@ -378,7 +372,7 @@
                   </w:r>
                   <w:r>
                     <w:rPr>
-                      <w:rFonts w:hint="eastAsia" w:ascii="新宋体" w:hAnsi="新宋体" w:eastAsia="新宋体" w:cs="新宋体"/>
+                      <w:rFonts w:hint="eastAsia" w:ascii="宋体" w:hAnsi="宋体" w:eastAsia="宋体" w:cs="宋体"/>
                       <w:color w:val="FF0000"/>
                       <w:u w:val="single"/>
                       <w:vertAlign w:val="baseline"/>
@@ -397,14 +391,14 @@
                 <w:p>
                   <w:pPr>
                     <w:rPr>
-                      <w:rFonts w:hint="eastAsia" w:ascii="新宋体" w:hAnsi="新宋体" w:eastAsia="新宋体" w:cs="新宋体"/>
-                      <w:vertAlign w:val="baseline"/>
-                      <w:lang w:val="en-US" w:eastAsia="zh-CN"/>
-                    </w:rPr>
-                  </w:pPr>
-                  <w:r>
-                    <w:rPr>
-                      <w:rFonts w:hint="eastAsia" w:ascii="新宋体" w:hAnsi="新宋体" w:eastAsia="新宋体" w:cs="新宋体"/>
+                      <w:rFonts w:hint="eastAsia" w:ascii="宋体" w:hAnsi="宋体" w:eastAsia="宋体" w:cs="宋体"/>
+                      <w:vertAlign w:val="baseline"/>
+                      <w:lang w:val="en-US" w:eastAsia="zh-CN"/>
+                    </w:rPr>
+                  </w:pPr>
+                  <w:r>
+                    <w:rPr>
+                      <w:rFonts w:hint="eastAsia" w:ascii="宋体" w:hAnsi="宋体" w:eastAsia="宋体" w:cs="宋体"/>
                       <w:b/>
                       <w:bCs/>
                       <w:vertAlign w:val="baseline"/>
@@ -414,7 +408,7 @@
                   </w:r>
                   <w:r>
                     <w:rPr>
-                      <w:rFonts w:hint="eastAsia" w:ascii="新宋体" w:hAnsi="新宋体" w:eastAsia="新宋体" w:cs="新宋体"/>
+                      <w:rFonts w:hint="eastAsia" w:ascii="宋体" w:hAnsi="宋体" w:eastAsia="宋体" w:cs="宋体"/>
                       <w:color w:val="FF0000"/>
                       <w:u w:val="single"/>
                       <w:vertAlign w:val="baseline"/>
@@ -451,14 +445,14 @@
                 <w:p>
                   <w:pPr>
                     <w:rPr>
-                      <w:rFonts w:hint="eastAsia" w:ascii="新宋体" w:hAnsi="新宋体" w:eastAsia="新宋体" w:cs="新宋体"/>
-                      <w:vertAlign w:val="baseline"/>
-                      <w:lang w:val="en-US" w:eastAsia="zh-CN"/>
-                    </w:rPr>
-                  </w:pPr>
-                  <w:r>
-                    <w:rPr>
-                      <w:rFonts w:hint="eastAsia" w:ascii="新宋体" w:hAnsi="新宋体" w:eastAsia="新宋体" w:cs="新宋体"/>
+                      <w:rFonts w:hint="eastAsia" w:ascii="宋体" w:hAnsi="宋体" w:eastAsia="宋体" w:cs="宋体"/>
+                      <w:vertAlign w:val="baseline"/>
+                      <w:lang w:val="en-US" w:eastAsia="zh-CN"/>
+                    </w:rPr>
+                  </w:pPr>
+                  <w:r>
+                    <w:rPr>
+                      <w:rFonts w:hint="eastAsia" w:ascii="宋体" w:hAnsi="宋体" w:eastAsia="宋体" w:cs="宋体"/>
                       <w:b/>
                       <w:bCs/>
                       <w:vertAlign w:val="baseline"/>
@@ -468,7 +462,7 @@
                   </w:r>
                   <w:r>
                     <w:rPr>
-                      <w:rFonts w:hint="eastAsia" w:ascii="新宋体" w:hAnsi="新宋体" w:eastAsia="新宋体" w:cs="新宋体"/>
+                      <w:rFonts w:hint="eastAsia" w:ascii="宋体" w:hAnsi="宋体" w:eastAsia="宋体" w:cs="宋体"/>
                       <w:color w:val="FF0000"/>
                       <w:u w:val="single"/>
                       <w:vertAlign w:val="baseline"/>
@@ -487,14 +481,14 @@
                 <w:p>
                   <w:pPr>
                     <w:rPr>
-                      <w:rFonts w:hint="eastAsia" w:ascii="新宋体" w:hAnsi="新宋体" w:eastAsia="新宋体" w:cs="新宋体"/>
-                      <w:vertAlign w:val="baseline"/>
-                      <w:lang w:val="en-US" w:eastAsia="zh-CN"/>
-                    </w:rPr>
-                  </w:pPr>
-                  <w:r>
-                    <w:rPr>
-                      <w:rFonts w:hint="eastAsia" w:ascii="新宋体" w:hAnsi="新宋体" w:eastAsia="新宋体" w:cs="新宋体"/>
+                      <w:rFonts w:hint="eastAsia" w:ascii="宋体" w:hAnsi="宋体" w:eastAsia="宋体" w:cs="宋体"/>
+                      <w:vertAlign w:val="baseline"/>
+                      <w:lang w:val="en-US" w:eastAsia="zh-CN"/>
+                    </w:rPr>
+                  </w:pPr>
+                  <w:r>
+                    <w:rPr>
+                      <w:rFonts w:hint="eastAsia" w:ascii="宋体" w:hAnsi="宋体" w:eastAsia="宋体" w:cs="宋体"/>
                       <w:b/>
                       <w:bCs/>
                       <w:vertAlign w:val="baseline"/>
@@ -504,7 +498,7 @@
                   </w:r>
                   <w:r>
                     <w:rPr>
-                      <w:rFonts w:hint="eastAsia" w:ascii="新宋体" w:hAnsi="新宋体" w:eastAsia="新宋体" w:cs="新宋体"/>
+                      <w:rFonts w:hint="eastAsia" w:ascii="宋体" w:hAnsi="宋体" w:eastAsia="宋体" w:cs="宋体"/>
                       <w:color w:val="FF0000"/>
                       <w:u w:val="single"/>
                       <w:vertAlign w:val="baseline"/>
@@ -541,14 +535,14 @@
                 <w:p>
                   <w:pPr>
                     <w:rPr>
-                      <w:rFonts w:hint="eastAsia" w:ascii="新宋体" w:hAnsi="新宋体" w:eastAsia="新宋体" w:cs="新宋体"/>
-                      <w:vertAlign w:val="baseline"/>
-                      <w:lang w:val="en-US" w:eastAsia="zh-CN"/>
-                    </w:rPr>
-                  </w:pPr>
-                  <w:r>
-                    <w:rPr>
-                      <w:rFonts w:hint="eastAsia" w:ascii="新宋体" w:hAnsi="新宋体" w:eastAsia="新宋体" w:cs="新宋体"/>
+                      <w:rFonts w:hint="eastAsia" w:ascii="宋体" w:hAnsi="宋体" w:eastAsia="宋体" w:cs="宋体"/>
+                      <w:vertAlign w:val="baseline"/>
+                      <w:lang w:val="en-US" w:eastAsia="zh-CN"/>
+                    </w:rPr>
+                  </w:pPr>
+                  <w:r>
+                    <w:rPr>
+                      <w:rFonts w:hint="eastAsia" w:ascii="宋体" w:hAnsi="宋体" w:eastAsia="宋体" w:cs="宋体"/>
                       <w:b/>
                       <w:bCs/>
                       <w:vertAlign w:val="baseline"/>
@@ -558,7 +552,7 @@
                   </w:r>
                   <w:r>
                     <w:rPr>
-                      <w:rFonts w:hint="eastAsia" w:ascii="新宋体" w:hAnsi="新宋体" w:eastAsia="新宋体" w:cs="新宋体"/>
+                      <w:rFonts w:hint="eastAsia" w:ascii="宋体" w:hAnsi="宋体" w:eastAsia="宋体" w:cs="宋体"/>
                       <w:color w:val="FF0000"/>
                       <w:u w:val="single"/>
                       <w:vertAlign w:val="baseline"/>
@@ -577,14 +571,14 @@
                 <w:p>
                   <w:pPr>
                     <w:rPr>
-                      <w:rFonts w:hint="eastAsia" w:ascii="新宋体" w:hAnsi="新宋体" w:eastAsia="新宋体" w:cs="新宋体"/>
-                      <w:vertAlign w:val="baseline"/>
-                      <w:lang w:val="en-US" w:eastAsia="zh-CN"/>
-                    </w:rPr>
-                  </w:pPr>
-                  <w:r>
-                    <w:rPr>
-                      <w:rFonts w:hint="eastAsia" w:ascii="新宋体" w:hAnsi="新宋体" w:eastAsia="新宋体" w:cs="新宋体"/>
+                      <w:rFonts w:hint="eastAsia" w:ascii="宋体" w:hAnsi="宋体" w:eastAsia="宋体" w:cs="宋体"/>
+                      <w:vertAlign w:val="baseline"/>
+                      <w:lang w:val="en-US" w:eastAsia="zh-CN"/>
+                    </w:rPr>
+                  </w:pPr>
+                  <w:r>
+                    <w:rPr>
+                      <w:rFonts w:hint="eastAsia" w:ascii="宋体" w:hAnsi="宋体" w:eastAsia="宋体" w:cs="宋体"/>
                       <w:b/>
                       <w:bCs/>
                       <w:vertAlign w:val="baseline"/>
@@ -594,7 +588,7 @@
                   </w:r>
                   <w:r>
                     <w:rPr>
-                      <w:rFonts w:hint="eastAsia" w:ascii="新宋体" w:hAnsi="新宋体" w:eastAsia="新宋体" w:cs="新宋体"/>
+                      <w:rFonts w:hint="eastAsia" w:ascii="宋体" w:hAnsi="宋体" w:eastAsia="宋体" w:cs="宋体"/>
                       <w:color w:val="FF0000"/>
                       <w:u w:val="single"/>
                       <w:vertAlign w:val="baseline"/>
@@ -631,14 +625,14 @@
                 <w:p>
                   <w:pPr>
                     <w:rPr>
-                      <w:rFonts w:hint="eastAsia" w:ascii="新宋体" w:hAnsi="新宋体" w:eastAsia="新宋体" w:cs="新宋体"/>
-                      <w:vertAlign w:val="baseline"/>
-                      <w:lang w:val="en-US" w:eastAsia="zh-CN"/>
-                    </w:rPr>
-                  </w:pPr>
-                  <w:r>
-                    <w:rPr>
-                      <w:rFonts w:hint="eastAsia" w:ascii="新宋体" w:hAnsi="新宋体" w:eastAsia="新宋体" w:cs="新宋体"/>
+                      <w:rFonts w:hint="eastAsia" w:ascii="宋体" w:hAnsi="宋体" w:eastAsia="宋体" w:cs="宋体"/>
+                      <w:vertAlign w:val="baseline"/>
+                      <w:lang w:val="en-US" w:eastAsia="zh-CN"/>
+                    </w:rPr>
+                  </w:pPr>
+                  <w:r>
+                    <w:rPr>
+                      <w:rFonts w:hint="eastAsia" w:ascii="宋体" w:hAnsi="宋体" w:eastAsia="宋体" w:cs="宋体"/>
                       <w:b/>
                       <w:bCs/>
                       <w:vertAlign w:val="baseline"/>
@@ -648,7 +642,7 @@
                   </w:r>
                   <w:r>
                     <w:rPr>
-                      <w:rFonts w:hint="eastAsia" w:ascii="新宋体" w:hAnsi="新宋体" w:eastAsia="新宋体" w:cs="新宋体"/>
+                      <w:rFonts w:hint="eastAsia" w:ascii="宋体" w:hAnsi="宋体" w:eastAsia="宋体" w:cs="宋体"/>
                       <w:color w:val="FF0000"/>
                       <w:u w:val="single"/>
                       <w:vertAlign w:val="baseline"/>
@@ -667,14 +661,14 @@
                 <w:p>
                   <w:pPr>
                     <w:rPr>
-                      <w:rFonts w:hint="eastAsia" w:ascii="新宋体" w:hAnsi="新宋体" w:eastAsia="新宋体" w:cs="新宋体"/>
+                      <w:rFonts w:hint="eastAsia" w:ascii="宋体" w:hAnsi="宋体" w:eastAsia="宋体" w:cs="宋体"/>
                       <w:vertAlign w:val="baseline"/>
                       <w:lang w:val="en-US"/>
                     </w:rPr>
                   </w:pPr>
                   <w:r>
                     <w:rPr>
-                      <w:rFonts w:hint="eastAsia" w:ascii="新宋体" w:hAnsi="新宋体" w:eastAsia="新宋体" w:cs="新宋体"/>
+                      <w:rFonts w:hint="eastAsia" w:ascii="宋体" w:hAnsi="宋体" w:eastAsia="宋体" w:cs="宋体"/>
                       <w:b/>
                       <w:bCs/>
                       <w:vertAlign w:val="baseline"/>
@@ -684,7 +678,7 @@
                   </w:r>
                   <w:r>
                     <w:rPr>
-                      <w:rFonts w:hint="eastAsia" w:ascii="新宋体" w:hAnsi="新宋体" w:eastAsia="新宋体" w:cs="新宋体"/>
+                      <w:rFonts w:hint="eastAsia" w:ascii="宋体" w:hAnsi="宋体" w:eastAsia="宋体" w:cs="宋体"/>
                       <w:color w:val="FF0000"/>
                       <w:u w:val="single"/>
                       <w:vertAlign w:val="baseline"/>
@@ -699,7 +693,7 @@
           <w:p>
             <w:pPr>
               <w:rPr>
-                <w:rFonts w:hint="eastAsia" w:ascii="新宋体" w:hAnsi="新宋体" w:eastAsia="新宋体" w:cs="新宋体"/>
+                <w:rFonts w:hint="eastAsia" w:ascii="宋体" w:hAnsi="宋体" w:eastAsia="宋体" w:cs="宋体"/>
                 <w:vertAlign w:val="baseline"/>
               </w:rPr>
             </w:pPr>
@@ -789,16 +783,16 @@
                 <w:p>
                   <w:pPr>
                     <w:rPr>
-                      <w:rFonts w:hint="eastAsia" w:ascii="新宋体" w:hAnsi="新宋体" w:eastAsia="新宋体" w:cs="新宋体"/>
-                      <w:b/>
-                      <w:bCs/>
-                      <w:vertAlign w:val="baseline"/>
-                      <w:lang w:val="en-US" w:eastAsia="zh-CN"/>
-                    </w:rPr>
-                  </w:pPr>
-                  <w:r>
-                    <w:rPr>
-                      <w:rFonts w:hint="eastAsia" w:ascii="新宋体" w:hAnsi="新宋体" w:eastAsia="新宋体" w:cs="新宋体"/>
+                      <w:rFonts w:hint="eastAsia" w:ascii="宋体" w:hAnsi="宋体" w:eastAsia="宋体" w:cs="宋体"/>
+                      <w:b/>
+                      <w:bCs/>
+                      <w:vertAlign w:val="baseline"/>
+                      <w:lang w:val="en-US" w:eastAsia="zh-CN"/>
+                    </w:rPr>
+                  </w:pPr>
+                  <w:r>
+                    <w:rPr>
+                      <w:rFonts w:hint="eastAsia" w:ascii="宋体" w:hAnsi="宋体" w:eastAsia="宋体" w:cs="宋体"/>
                       <w:b/>
                       <w:bCs/>
                       <w:vertAlign w:val="baseline"/>
@@ -835,16 +829,16 @@
                 <w:p>
                   <w:pPr>
                     <w:rPr>
-                      <w:rFonts w:hint="eastAsia" w:ascii="新宋体" w:hAnsi="新宋体" w:eastAsia="新宋体" w:cs="新宋体"/>
-                      <w:b/>
-                      <w:bCs/>
-                      <w:vertAlign w:val="baseline"/>
-                      <w:lang w:val="en-US" w:eastAsia="zh-CN"/>
-                    </w:rPr>
-                  </w:pPr>
-                  <w:r>
-                    <w:rPr>
-                      <w:rFonts w:hint="eastAsia" w:ascii="新宋体" w:hAnsi="新宋体" w:eastAsia="新宋体" w:cs="新宋体"/>
+                      <w:rFonts w:hint="eastAsia" w:ascii="宋体" w:hAnsi="宋体" w:eastAsia="宋体" w:cs="宋体"/>
+                      <w:b/>
+                      <w:bCs/>
+                      <w:vertAlign w:val="baseline"/>
+                      <w:lang w:val="en-US" w:eastAsia="zh-CN"/>
+                    </w:rPr>
+                  </w:pPr>
+                  <w:r>
+                    <w:rPr>
+                      <w:rFonts w:hint="eastAsia" w:ascii="宋体" w:hAnsi="宋体" w:eastAsia="宋体" w:cs="宋体"/>
                       <w:b/>
                       <w:bCs/>
                       <w:vertAlign w:val="baseline"/>
@@ -863,16 +857,16 @@
                 <w:p>
                   <w:pPr>
                     <w:rPr>
-                      <w:rFonts w:hint="eastAsia" w:ascii="新宋体" w:hAnsi="新宋体" w:eastAsia="新宋体" w:cs="新宋体"/>
-                      <w:b/>
-                      <w:bCs/>
-                      <w:vertAlign w:val="baseline"/>
-                      <w:lang w:val="en-US" w:eastAsia="zh-CN"/>
-                    </w:rPr>
-                  </w:pPr>
-                  <w:r>
-                    <w:rPr>
-                      <w:rFonts w:hint="eastAsia" w:ascii="新宋体" w:hAnsi="新宋体" w:eastAsia="新宋体" w:cs="新宋体"/>
+                      <w:rFonts w:hint="eastAsia" w:ascii="宋体" w:hAnsi="宋体" w:eastAsia="宋体" w:cs="宋体"/>
+                      <w:b/>
+                      <w:bCs/>
+                      <w:vertAlign w:val="baseline"/>
+                      <w:lang w:val="en-US" w:eastAsia="zh-CN"/>
+                    </w:rPr>
+                  </w:pPr>
+                  <w:r>
+                    <w:rPr>
+                      <w:rFonts w:hint="eastAsia" w:ascii="宋体" w:hAnsi="宋体" w:eastAsia="宋体" w:cs="宋体"/>
                       <w:b/>
                       <w:bCs/>
                       <w:vertAlign w:val="baseline"/>
@@ -891,16 +885,16 @@
                 <w:p>
                   <w:pPr>
                     <w:rPr>
-                      <w:rFonts w:hint="eastAsia" w:ascii="新宋体" w:hAnsi="新宋体" w:eastAsia="新宋体" w:cs="新宋体"/>
-                      <w:b/>
-                      <w:bCs/>
-                      <w:vertAlign w:val="baseline"/>
-                      <w:lang w:val="en-US" w:eastAsia="zh-CN"/>
-                    </w:rPr>
-                  </w:pPr>
-                  <w:r>
-                    <w:rPr>
-                      <w:rFonts w:hint="eastAsia" w:ascii="新宋体" w:hAnsi="新宋体" w:eastAsia="新宋体" w:cs="新宋体"/>
+                      <w:rFonts w:hint="eastAsia" w:ascii="宋体" w:hAnsi="宋体" w:eastAsia="宋体" w:cs="宋体"/>
+                      <w:b/>
+                      <w:bCs/>
+                      <w:vertAlign w:val="baseline"/>
+                      <w:lang w:val="en-US" w:eastAsia="zh-CN"/>
+                    </w:rPr>
+                  </w:pPr>
+                  <w:r>
+                    <w:rPr>
+                      <w:rFonts w:hint="eastAsia" w:ascii="宋体" w:hAnsi="宋体" w:eastAsia="宋体" w:cs="宋体"/>
                       <w:b/>
                       <w:bCs/>
                       <w:vertAlign w:val="baseline"/>
@@ -919,16 +913,16 @@
                 <w:p>
                   <w:pPr>
                     <w:rPr>
-                      <w:rFonts w:hint="eastAsia" w:ascii="新宋体" w:hAnsi="新宋体" w:eastAsia="新宋体" w:cs="新宋体"/>
-                      <w:b/>
-                      <w:bCs/>
-                      <w:vertAlign w:val="baseline"/>
-                      <w:lang w:val="en-US" w:eastAsia="zh-CN"/>
-                    </w:rPr>
-                  </w:pPr>
-                  <w:r>
-                    <w:rPr>
-                      <w:rFonts w:hint="eastAsia" w:ascii="新宋体" w:hAnsi="新宋体" w:eastAsia="新宋体" w:cs="新宋体"/>
+                      <w:rFonts w:hint="eastAsia" w:ascii="宋体" w:hAnsi="宋体" w:eastAsia="宋体" w:cs="宋体"/>
+                      <w:b/>
+                      <w:bCs/>
+                      <w:vertAlign w:val="baseline"/>
+                      <w:lang w:val="en-US" w:eastAsia="zh-CN"/>
+                    </w:rPr>
+                  </w:pPr>
+                  <w:r>
+                    <w:rPr>
+                      <w:rFonts w:hint="eastAsia" w:ascii="宋体" w:hAnsi="宋体" w:eastAsia="宋体" w:cs="宋体"/>
                       <w:b/>
                       <w:bCs/>
                       <w:vertAlign w:val="baseline"/>
@@ -947,16 +941,16 @@
                 <w:p>
                   <w:pPr>
                     <w:rPr>
-                      <w:rFonts w:hint="eastAsia" w:ascii="新宋体" w:hAnsi="新宋体" w:eastAsia="新宋体" w:cs="新宋体"/>
-                      <w:b/>
-                      <w:bCs/>
-                      <w:vertAlign w:val="baseline"/>
-                      <w:lang w:val="en-US" w:eastAsia="zh-CN"/>
-                    </w:rPr>
-                  </w:pPr>
-                  <w:r>
-                    <w:rPr>
-                      <w:rFonts w:hint="eastAsia" w:ascii="新宋体" w:hAnsi="新宋体" w:eastAsia="新宋体" w:cs="新宋体"/>
+                      <w:rFonts w:hint="eastAsia" w:ascii="宋体" w:hAnsi="宋体" w:eastAsia="宋体" w:cs="宋体"/>
+                      <w:b/>
+                      <w:bCs/>
+                      <w:vertAlign w:val="baseline"/>
+                      <w:lang w:val="en-US" w:eastAsia="zh-CN"/>
+                    </w:rPr>
+                  </w:pPr>
+                  <w:r>
+                    <w:rPr>
+                      <w:rFonts w:hint="eastAsia" w:ascii="宋体" w:hAnsi="宋体" w:eastAsia="宋体" w:cs="宋体"/>
                       <w:b/>
                       <w:bCs/>
                       <w:vertAlign w:val="baseline"/>
@@ -975,16 +969,16 @@
                 <w:p>
                   <w:pPr>
                     <w:rPr>
-                      <w:rFonts w:hint="eastAsia" w:ascii="新宋体" w:hAnsi="新宋体" w:eastAsia="新宋体" w:cs="新宋体"/>
-                      <w:b/>
-                      <w:bCs/>
-                      <w:vertAlign w:val="baseline"/>
-                      <w:lang w:val="en-US" w:eastAsia="zh-CN"/>
-                    </w:rPr>
-                  </w:pPr>
-                  <w:r>
-                    <w:rPr>
-                      <w:rFonts w:hint="eastAsia" w:ascii="新宋体" w:hAnsi="新宋体" w:eastAsia="新宋体" w:cs="新宋体"/>
+                      <w:rFonts w:hint="eastAsia" w:ascii="宋体" w:hAnsi="宋体" w:eastAsia="宋体" w:cs="宋体"/>
+                      <w:b/>
+                      <w:bCs/>
+                      <w:vertAlign w:val="baseline"/>
+                      <w:lang w:val="en-US" w:eastAsia="zh-CN"/>
+                    </w:rPr>
+                  </w:pPr>
+                  <w:r>
+                    <w:rPr>
+                      <w:rFonts w:hint="eastAsia" w:ascii="宋体" w:hAnsi="宋体" w:eastAsia="宋体" w:cs="宋体"/>
                       <w:b/>
                       <w:bCs/>
                       <w:vertAlign w:val="baseline"/>
@@ -1003,16 +997,16 @@
                 <w:p>
                   <w:pPr>
                     <w:rPr>
-                      <w:rFonts w:hint="eastAsia" w:ascii="新宋体" w:hAnsi="新宋体" w:eastAsia="新宋体" w:cs="新宋体"/>
-                      <w:b/>
-                      <w:bCs/>
-                      <w:vertAlign w:val="baseline"/>
-                      <w:lang w:val="en-US" w:eastAsia="zh-CN"/>
-                    </w:rPr>
-                  </w:pPr>
-                  <w:r>
-                    <w:rPr>
-                      <w:rFonts w:hint="eastAsia" w:ascii="新宋体" w:hAnsi="新宋体" w:eastAsia="新宋体" w:cs="新宋体"/>
+                      <w:rFonts w:hint="eastAsia" w:ascii="宋体" w:hAnsi="宋体" w:eastAsia="宋体" w:cs="宋体"/>
+                      <w:b/>
+                      <w:bCs/>
+                      <w:vertAlign w:val="baseline"/>
+                      <w:lang w:val="en-US" w:eastAsia="zh-CN"/>
+                    </w:rPr>
+                  </w:pPr>
+                  <w:r>
+                    <w:rPr>
+                      <w:rFonts w:hint="eastAsia" w:ascii="宋体" w:hAnsi="宋体" w:eastAsia="宋体" w:cs="宋体"/>
                       <w:b/>
                       <w:bCs/>
                       <w:vertAlign w:val="baseline"/>
@@ -1049,7 +1043,7 @@
                 <w:p>
                   <w:pPr>
                     <w:rPr>
-                      <w:rFonts w:hint="eastAsia" w:ascii="新宋体" w:hAnsi="新宋体" w:eastAsia="新宋体" w:cs="新宋体"/>
+                      <w:rFonts w:hint="eastAsia" w:ascii="宋体" w:hAnsi="宋体" w:eastAsia="宋体" w:cs="宋体"/>
                       <w:color w:val="FF0000"/>
                       <w:u w:val="single"/>
                       <w:vertAlign w:val="baseline"/>
@@ -1058,7 +1052,7 @@
                   </w:pPr>
                   <w:r>
                     <w:rPr>
-                      <w:rFonts w:hint="eastAsia" w:ascii="新宋体" w:hAnsi="新宋体" w:eastAsia="新宋体" w:cs="新宋体"/>
+                      <w:rFonts w:hint="eastAsia" w:ascii="宋体" w:hAnsi="宋体" w:eastAsia="宋体" w:cs="宋体"/>
                       <w:color w:val="FF0000"/>
                       <w:u w:val="single"/>
                       <w:vertAlign w:val="baseline"/>
@@ -1077,7 +1071,7 @@
                 <w:p>
                   <w:pPr>
                     <w:rPr>
-                      <w:rFonts w:hint="eastAsia" w:ascii="新宋体" w:hAnsi="新宋体" w:eastAsia="新宋体" w:cs="新宋体"/>
+                      <w:rFonts w:hint="eastAsia" w:ascii="宋体" w:hAnsi="宋体" w:eastAsia="宋体" w:cs="宋体"/>
                       <w:color w:val="FF0000"/>
                       <w:u w:val="single"/>
                       <w:vertAlign w:val="baseline"/>
@@ -1086,7 +1080,7 @@
                   </w:pPr>
                   <w:r>
                     <w:rPr>
-                      <w:rFonts w:hint="eastAsia" w:ascii="新宋体" w:hAnsi="新宋体" w:eastAsia="新宋体" w:cs="新宋体"/>
+                      <w:rFonts w:hint="eastAsia" w:ascii="宋体" w:hAnsi="宋体" w:eastAsia="宋体" w:cs="宋体"/>
                       <w:color w:val="FF0000"/>
                       <w:u w:val="single"/>
                       <w:vertAlign w:val="baseline"/>
@@ -1105,7 +1099,7 @@
                 <w:p>
                   <w:pPr>
                     <w:rPr>
-                      <w:rFonts w:hint="eastAsia" w:ascii="新宋体" w:hAnsi="新宋体" w:eastAsia="新宋体" w:cs="新宋体"/>
+                      <w:rFonts w:hint="eastAsia" w:ascii="宋体" w:hAnsi="宋体" w:eastAsia="宋体" w:cs="宋体"/>
                       <w:color w:val="FF0000"/>
                       <w:u w:val="single"/>
                       <w:vertAlign w:val="baseline"/>
@@ -1114,7 +1108,7 @@
                   </w:pPr>
                   <w:r>
                     <w:rPr>
-                      <w:rFonts w:hint="eastAsia" w:ascii="新宋体" w:hAnsi="新宋体" w:eastAsia="新宋体" w:cs="新宋体"/>
+                      <w:rFonts w:hint="eastAsia" w:ascii="宋体" w:hAnsi="宋体" w:eastAsia="宋体" w:cs="宋体"/>
                       <w:color w:val="FF0000"/>
                       <w:u w:val="single"/>
                       <w:vertAlign w:val="baseline"/>
@@ -1133,7 +1127,7 @@
                 <w:p>
                   <w:pPr>
                     <w:rPr>
-                      <w:rFonts w:hint="eastAsia" w:ascii="新宋体" w:hAnsi="新宋体" w:eastAsia="新宋体" w:cs="新宋体"/>
+                      <w:rFonts w:hint="eastAsia" w:ascii="宋体" w:hAnsi="宋体" w:eastAsia="宋体" w:cs="宋体"/>
                       <w:color w:val="FF0000"/>
                       <w:u w:val="single"/>
                       <w:vertAlign w:val="baseline"/>
@@ -1142,7 +1136,7 @@
                   </w:pPr>
                   <w:r>
                     <w:rPr>
-                      <w:rFonts w:hint="eastAsia" w:ascii="新宋体" w:hAnsi="新宋体" w:eastAsia="新宋体" w:cs="新宋体"/>
+                      <w:rFonts w:hint="eastAsia" w:ascii="宋体" w:hAnsi="宋体" w:eastAsia="宋体" w:cs="宋体"/>
                       <w:color w:val="FF0000"/>
                       <w:u w:val="single"/>
                       <w:vertAlign w:val="baseline"/>
@@ -1161,7 +1155,7 @@
                 <w:p>
                   <w:pPr>
                     <w:rPr>
-                      <w:rFonts w:hint="eastAsia" w:ascii="新宋体" w:hAnsi="新宋体" w:eastAsia="新宋体" w:cs="新宋体"/>
+                      <w:rFonts w:hint="eastAsia" w:ascii="宋体" w:hAnsi="宋体" w:eastAsia="宋体" w:cs="宋体"/>
                       <w:color w:val="FF0000"/>
                       <w:u w:val="single"/>
                       <w:vertAlign w:val="baseline"/>
@@ -1170,7 +1164,7 @@
                   </w:pPr>
                   <w:r>
                     <w:rPr>
-                      <w:rFonts w:hint="eastAsia" w:ascii="新宋体" w:hAnsi="新宋体" w:eastAsia="新宋体" w:cs="新宋体"/>
+                      <w:rFonts w:hint="eastAsia" w:ascii="宋体" w:hAnsi="宋体" w:eastAsia="宋体" w:cs="宋体"/>
                       <w:color w:val="FF0000"/>
                       <w:u w:val="single"/>
                       <w:vertAlign w:val="baseline"/>
@@ -1189,7 +1183,7 @@
                 <w:p>
                   <w:pPr>
                     <w:rPr>
-                      <w:rFonts w:hint="eastAsia" w:ascii="新宋体" w:hAnsi="新宋体" w:eastAsia="新宋体" w:cs="新宋体"/>
+                      <w:rFonts w:hint="eastAsia" w:ascii="宋体" w:hAnsi="宋体" w:eastAsia="宋体" w:cs="宋体"/>
                       <w:color w:val="FF0000"/>
                       <w:u w:val="single"/>
                       <w:vertAlign w:val="baseline"/>
@@ -1198,7 +1192,7 @@
                   </w:pPr>
                   <w:r>
                     <w:rPr>
-                      <w:rFonts w:hint="eastAsia" w:ascii="新宋体" w:hAnsi="新宋体" w:eastAsia="新宋体" w:cs="新宋体"/>
+                      <w:rFonts w:hint="eastAsia" w:ascii="宋体" w:hAnsi="宋体" w:eastAsia="宋体" w:cs="宋体"/>
                       <w:color w:val="FF0000"/>
                       <w:u w:val="single"/>
                       <w:vertAlign w:val="baseline"/>
@@ -1217,7 +1211,7 @@
                 <w:p>
                   <w:pPr>
                     <w:rPr>
-                      <w:rFonts w:hint="eastAsia" w:ascii="新宋体" w:hAnsi="新宋体" w:eastAsia="新宋体" w:cs="新宋体"/>
+                      <w:rFonts w:hint="eastAsia" w:ascii="宋体" w:hAnsi="宋体" w:eastAsia="宋体" w:cs="宋体"/>
                       <w:color w:val="FF0000"/>
                       <w:u w:val="single"/>
                       <w:vertAlign w:val="baseline"/>
@@ -1226,7 +1220,7 @@
                   </w:pPr>
                   <w:r>
                     <w:rPr>
-                      <w:rFonts w:hint="eastAsia" w:ascii="新宋体" w:hAnsi="新宋体" w:eastAsia="新宋体" w:cs="新宋体"/>
+                      <w:rFonts w:hint="eastAsia" w:ascii="宋体" w:hAnsi="宋体" w:eastAsia="宋体" w:cs="宋体"/>
                       <w:color w:val="FF0000"/>
                       <w:u w:val="single"/>
                       <w:vertAlign w:val="baseline"/>
@@ -1241,7 +1235,7 @@
           <w:p>
             <w:pPr>
               <w:rPr>
-                <w:rFonts w:hint="eastAsia" w:ascii="新宋体" w:hAnsi="新宋体" w:eastAsia="新宋体" w:cs="新宋体"/>
+                <w:rFonts w:hint="eastAsia" w:ascii="宋体" w:hAnsi="宋体" w:eastAsia="宋体" w:cs="宋体"/>
                 <w:vertAlign w:val="baseline"/>
               </w:rPr>
             </w:pPr>
@@ -1305,6 +1299,12 @@
                   <w:insideH w:val="single" w:color="auto" w:sz="4" w:space="0"/>
                   <w:insideV w:val="single" w:color="auto" w:sz="4" w:space="0"/>
                 </w:tblBorders>
+                <w:tblCellMar>
+                  <w:top w:w="0" w:type="dxa"/>
+                  <w:left w:w="108" w:type="dxa"/>
+                  <w:bottom w:w="0" w:type="dxa"/>
+                  <w:right w:w="108" w:type="dxa"/>
+                </w:tblCellMar>
               </w:tblPrEx>
               <w:tc>
                 <w:tcPr>
@@ -1315,14 +1315,15 @@
                 <w:p>
                   <w:pPr>
                     <w:rPr>
-                      <w:rFonts w:hint="eastAsia" w:ascii="新宋体" w:hAnsi="新宋体" w:eastAsia="新宋体" w:cs="新宋体"/>
-                      <w:vertAlign w:val="baseline"/>
-                      <w:lang w:val="en-US" w:eastAsia="zh-CN"/>
-                    </w:rPr>
-                  </w:pPr>
-                  <w:r>
-                    <w:rPr>
-                      <w:rFonts w:hint="eastAsia" w:ascii="新宋体" w:hAnsi="新宋体" w:eastAsia="新宋体" w:cs="新宋体"/>
+                      <w:rFonts w:hint="default" w:eastAsia="宋体"/>
+                      <w:vertAlign w:val="baseline"/>
+                      <w:lang w:val="en-US" w:eastAsia="zh-CN"/>
+                    </w:rPr>
+                  </w:pPr>
+                  <w:bookmarkStart w:id="1" w:name="_GoBack"/>
+                  <w:r>
+                    <w:rPr>
+                      <w:rFonts w:hint="eastAsia" w:ascii="宋体" w:hAnsi="宋体" w:eastAsia="宋体" w:cs="宋体"/>
                       <w:b/>
                       <w:bCs/>
                       <w:color w:val="000000"/>
@@ -1331,6 +1332,7 @@
                     </w:rPr>
                     <w:t>数字切片(WSI)：</w:t>
                   </w:r>
+                  <w:bookmarkEnd w:id="1"/>
                 </w:p>
               </w:tc>
             </w:tr>
@@ -1361,7 +1363,7 @@
                   <w:pPr>
                     <w:jc w:val="center"/>
                     <w:rPr>
-                      <w:rFonts w:hint="eastAsia" w:ascii="新宋体" w:hAnsi="新宋体" w:eastAsia="新宋体" w:cs="新宋体"/>
+                      <w:rFonts w:hint="eastAsia"/>
                       <w:vertAlign w:val="baseline"/>
                       <w:lang w:val="en-US" w:eastAsia="zh-CN"/>
                     </w:rPr>
@@ -1371,14 +1373,14 @@
                   <w:pPr>
                     <w:jc w:val="center"/>
                     <w:rPr>
-                      <w:rFonts w:hint="eastAsia" w:ascii="新宋体" w:hAnsi="新宋体" w:eastAsia="新宋体" w:cs="新宋体"/>
-                      <w:vertAlign w:val="baseline"/>
-                      <w:lang w:val="en-US" w:eastAsia="zh-CN"/>
-                    </w:rPr>
-                  </w:pPr>
-                  <w:r>
-                    <w:rPr>
-                      <w:rFonts w:hint="eastAsia" w:ascii="新宋体" w:hAnsi="新宋体" w:eastAsia="新宋体" w:cs="新宋体"/>
+                      <w:rFonts w:hint="default" w:eastAsia="宋体"/>
+                      <w:vertAlign w:val="baseline"/>
+                      <w:lang w:val="en-US" w:eastAsia="zh-CN"/>
+                    </w:rPr>
+                  </w:pPr>
+                  <w:r>
+                    <w:rPr>
+                      <w:rFonts w:hint="default" w:eastAsia="宋体"/>
                       <w:vertAlign w:val="baseline"/>
                       <w:lang w:val="en-US" w:eastAsia="zh-CN"/>
                     </w:rPr>
@@ -1427,7 +1429,6 @@
           <w:p>
             <w:pPr>
               <w:rPr>
-                <w:rFonts w:hint="eastAsia" w:ascii="新宋体" w:hAnsi="新宋体" w:eastAsia="新宋体" w:cs="新宋体"/>
                 <w:vertAlign w:val="baseline"/>
               </w:rPr>
             </w:pPr>
@@ -1442,8 +1443,6 @@
           <w:lang w:eastAsia="zh-CN"/>
         </w:rPr>
       </w:pPr>
-      <w:bookmarkStart w:id="1" w:name="_GoBack"/>
-      <w:bookmarkEnd w:id="1"/>
     </w:p>
     <w:sectPr>
       <w:pgSz w:w="11906" w:h="16838"/>

--- a/src/main/resources/templete/123.docx
+++ b/src/main/resources/templete/123.docx
@@ -17,7 +17,7 @@
           <w:insideH w:val="single" w:color="auto" w:sz="4" w:space="0"/>
           <w:insideV w:val="single" w:color="auto" w:sz="4" w:space="0"/>
         </w:tblBorders>
-        <w:tblLayout w:type="autofit"/>
+        <w:tblLayout w:type="fixed"/>
         <w:tblCellMar>
           <w:top w:w="0" w:type="dxa"/>
           <w:left w:w="108" w:type="dxa"/>
@@ -26,7 +26,7 @@
         </w:tblCellMar>
       </w:tblPr>
       <w:tblGrid>
-        <w:gridCol w:w="10558"/>
+        <w:gridCol w:w="10462"/>
       </w:tblGrid>
       <w:tr>
         <w:tblPrEx>
@@ -276,7 +276,7 @@
                 <w:insideH w:val="single" w:color="auto" w:sz="4" w:space="0"/>
                 <w:insideV w:val="single" w:color="auto" w:sz="4" w:space="0"/>
               </w:tblBorders>
-              <w:tblLayout w:type="autofit"/>
+              <w:tblLayout w:type="fixed"/>
               <w:tblCellMar>
                 <w:top w:w="0" w:type="dxa"/>
                 <w:left w:w="108" w:type="dxa"/>
@@ -298,6 +298,12 @@
                   <w:insideH w:val="single" w:color="auto" w:sz="4" w:space="0"/>
                   <w:insideV w:val="single" w:color="auto" w:sz="4" w:space="0"/>
                 </w:tblBorders>
+                <w:tblCellMar>
+                  <w:top w:w="0" w:type="dxa"/>
+                  <w:left w:w="108" w:type="dxa"/>
+                  <w:bottom w:w="0" w:type="dxa"/>
+                  <w:right w:w="108" w:type="dxa"/>
+                </w:tblCellMar>
               </w:tblPrEx>
               <w:tc>
                 <w:tcPr>
@@ -506,6 +512,8 @@
                     </w:rPr>
                     <w:t>{{genderFlag}}</w:t>
                   </w:r>
+                  <w:bookmarkStart w:id="1" w:name="_GoBack"/>
+                  <w:bookmarkEnd w:id="1"/>
                 </w:p>
               </w:tc>
             </w:tr>
@@ -736,7 +744,7 @@
                 <w:insideH w:val="single" w:color="auto" w:sz="4" w:space="0"/>
                 <w:insideV w:val="single" w:color="auto" w:sz="4" w:space="0"/>
               </w:tblBorders>
-              <w:tblLayout w:type="autofit"/>
+              <w:tblLayout w:type="fixed"/>
               <w:tblCellMar>
                 <w:top w:w="0" w:type="dxa"/>
                 <w:left w:w="108" w:type="dxa"/>
@@ -751,7 +759,7 @@
               <w:gridCol w:w="1371"/>
               <w:gridCol w:w="1056"/>
               <w:gridCol w:w="1266"/>
-              <w:gridCol w:w="1476"/>
+              <w:gridCol w:w="1352"/>
             </w:tblGrid>
             <w:tr>
               <w:tblPrEx>
@@ -775,7 +783,7 @@
               </w:trPr>
               <w:tc>
                 <w:tcPr>
-                  <w:tcW w:w="10236" w:type="dxa"/>
+                  <w:tcW w:w="10208" w:type="dxa"/>
                   <w:gridSpan w:val="7"/>
                   <w:noWrap w:val="0"/>
                   <w:vAlign w:val="top"/>
@@ -822,7 +830,7 @@
               </w:tblPrEx>
               <w:tc>
                 <w:tcPr>
-                  <w:tcW w:w="950" w:type="dxa"/>
+                  <w:tcW w:w="1686" w:type="dxa"/>
                   <w:noWrap w:val="0"/>
                   <w:vAlign w:val="top"/>
                 </w:tcPr>
@@ -850,7 +858,7 @@
               </w:tc>
               <w:tc>
                 <w:tcPr>
-                  <w:tcW w:w="1579" w:type="dxa"/>
+                  <w:tcW w:w="1476" w:type="dxa"/>
                   <w:noWrap w:val="0"/>
                   <w:vAlign w:val="top"/>
                 </w:tcPr>
@@ -878,7 +886,7 @@
               </w:tc>
               <w:tc>
                 <w:tcPr>
-                  <w:tcW w:w="1283" w:type="dxa"/>
+                  <w:tcW w:w="2001" w:type="dxa"/>
                   <w:noWrap w:val="0"/>
                   <w:vAlign w:val="top"/>
                 </w:tcPr>
@@ -906,7 +914,7 @@
               </w:tc>
               <w:tc>
                 <w:tcPr>
-                  <w:tcW w:w="1453" w:type="dxa"/>
+                  <w:tcW w:w="1371" w:type="dxa"/>
                   <w:noWrap w:val="0"/>
                   <w:vAlign w:val="top"/>
                 </w:tcPr>
@@ -934,7 +942,7 @@
               </w:tc>
               <w:tc>
                 <w:tcPr>
-                  <w:tcW w:w="2007" w:type="dxa"/>
+                  <w:tcW w:w="1056" w:type="dxa"/>
                   <w:noWrap w:val="0"/>
                   <w:vAlign w:val="top"/>
                 </w:tcPr>
@@ -962,7 +970,7 @@
               </w:tc>
               <w:tc>
                 <w:tcPr>
-                  <w:tcW w:w="1038" w:type="dxa"/>
+                  <w:tcW w:w="1266" w:type="dxa"/>
                   <w:noWrap w:val="0"/>
                   <w:vAlign w:val="top"/>
                 </w:tcPr>
@@ -990,7 +998,7 @@
               </w:tc>
               <w:tc>
                 <w:tcPr>
-                  <w:tcW w:w="1926" w:type="dxa"/>
+                  <w:tcW w:w="1352" w:type="dxa"/>
                   <w:noWrap w:val="0"/>
                   <w:vAlign w:val="top"/>
                 </w:tcPr>
@@ -1036,7 +1044,7 @@
               </w:tblPrEx>
               <w:tc>
                 <w:tcPr>
-                  <w:tcW w:w="950" w:type="dxa"/>
+                  <w:tcW w:w="1686" w:type="dxa"/>
                   <w:noWrap w:val="0"/>
                   <w:vAlign w:val="top"/>
                 </w:tcPr>
@@ -1064,7 +1072,7 @@
               </w:tc>
               <w:tc>
                 <w:tcPr>
-                  <w:tcW w:w="1579" w:type="dxa"/>
+                  <w:tcW w:w="1476" w:type="dxa"/>
                   <w:noWrap w:val="0"/>
                   <w:vAlign w:val="top"/>
                 </w:tcPr>
@@ -1092,7 +1100,7 @@
               </w:tc>
               <w:tc>
                 <w:tcPr>
-                  <w:tcW w:w="1283" w:type="dxa"/>
+                  <w:tcW w:w="2001" w:type="dxa"/>
                   <w:noWrap w:val="0"/>
                   <w:vAlign w:val="top"/>
                 </w:tcPr>
@@ -1120,7 +1128,7 @@
               </w:tc>
               <w:tc>
                 <w:tcPr>
-                  <w:tcW w:w="1453" w:type="dxa"/>
+                  <w:tcW w:w="1371" w:type="dxa"/>
                   <w:noWrap w:val="0"/>
                   <w:vAlign w:val="top"/>
                 </w:tcPr>
@@ -1148,7 +1156,7 @@
               </w:tc>
               <w:tc>
                 <w:tcPr>
-                  <w:tcW w:w="2007" w:type="dxa"/>
+                  <w:tcW w:w="1056" w:type="dxa"/>
                   <w:noWrap w:val="0"/>
                   <w:vAlign w:val="top"/>
                 </w:tcPr>
@@ -1176,7 +1184,7 @@
               </w:tc>
               <w:tc>
                 <w:tcPr>
-                  <w:tcW w:w="1038" w:type="dxa"/>
+                  <w:tcW w:w="1266" w:type="dxa"/>
                   <w:noWrap w:val="0"/>
                   <w:vAlign w:val="top"/>
                 </w:tcPr>
@@ -1204,7 +1212,7 @@
               </w:tc>
               <w:tc>
                 <w:tcPr>
-                  <w:tcW w:w="1926" w:type="dxa"/>
+                  <w:tcW w:w="1352" w:type="dxa"/>
                   <w:noWrap w:val="0"/>
                   <w:vAlign w:val="top"/>
                 </w:tcPr>
@@ -1278,7 +1286,7 @@
                 <w:insideH w:val="single" w:color="auto" w:sz="4" w:space="0"/>
                 <w:insideV w:val="single" w:color="auto" w:sz="4" w:space="0"/>
               </w:tblBorders>
-              <w:tblLayout w:type="autofit"/>
+              <w:tblLayout w:type="fixed"/>
               <w:tblCellMar>
                 <w:top w:w="0" w:type="dxa"/>
                 <w:left w:w="108" w:type="dxa"/>
@@ -1287,7 +1295,7 @@
               </w:tblCellMar>
             </w:tblPr>
             <w:tblGrid>
-              <w:gridCol w:w="10236"/>
+              <w:gridCol w:w="10232"/>
             </w:tblGrid>
             <w:tr>
               <w:tblPrEx>
@@ -1320,7 +1328,6 @@
                       <w:lang w:val="en-US" w:eastAsia="zh-CN"/>
                     </w:rPr>
                   </w:pPr>
-                  <w:bookmarkStart w:id="1" w:name="_GoBack"/>
                   <w:r>
                     <w:rPr>
                       <w:rFonts w:hint="eastAsia" w:ascii="宋体" w:hAnsi="宋体" w:eastAsia="宋体" w:cs="宋体"/>
@@ -1332,7 +1339,6 @@
                     </w:rPr>
                     <w:t>数字切片(WSI)：</w:t>
                   </w:r>
-                  <w:bookmarkEnd w:id="1"/>
                 </w:p>
               </w:tc>
             </w:tr>

--- a/src/main/resources/templete/123.docx
+++ b/src/main/resources/templete/123.docx
@@ -63,11 +63,13 @@
             </w:pPr>
             <w:r>
               <w:rPr>
-                <w:rFonts w:hint="eastAsia"/>
+                <w:rFonts w:hint="eastAsia" w:ascii="新宋体" w:hAnsi="新宋体" w:eastAsia="新宋体" w:cs="新宋体"/>
                 <w:lang w:val="en-US" w:eastAsia="zh-CN"/>
               </w:rPr>
-              <w:t>生仝智能科技（北京）有限公司</w:t>
+              <w:t>{{organizationName}}</w:t>
             </w:r>
+            <w:bookmarkStart w:id="1" w:name="_GoBack"/>
+            <w:bookmarkEnd w:id="1"/>
           </w:p>
         </w:tc>
       </w:tr>
@@ -512,8 +514,6 @@
                     </w:rPr>
                     <w:t>{{genderFlag}}</w:t>
                   </w:r>
-                  <w:bookmarkStart w:id="1" w:name="_GoBack"/>
-                  <w:bookmarkEnd w:id="1"/>
                 </w:p>
               </w:tc>
             </w:tr>
@@ -771,12 +771,6 @@
                   <w:insideH w:val="single" w:color="auto" w:sz="4" w:space="0"/>
                   <w:insideV w:val="single" w:color="auto" w:sz="4" w:space="0"/>
                 </w:tblBorders>
-                <w:tblCellMar>
-                  <w:top w:w="0" w:type="dxa"/>
-                  <w:left w:w="108" w:type="dxa"/>
-                  <w:bottom w:w="0" w:type="dxa"/>
-                  <w:right w:w="108" w:type="dxa"/>
-                </w:tblCellMar>
               </w:tblPrEx>
               <w:trPr>
                 <w:trHeight w:val="367" w:hRule="atLeast"/>

--- a/src/main/resources/templete/123.docx
+++ b/src/main/resources/templete/123.docx
@@ -68,8 +68,6 @@
               </w:rPr>
               <w:t>{{organizationName}}</w:t>
             </w:r>
-            <w:bookmarkStart w:id="1" w:name="_GoBack"/>
-            <w:bookmarkEnd w:id="1"/>
           </w:p>
         </w:tc>
       </w:tr>
@@ -181,7 +179,7 @@
             </w:pPr>
             <w:r>
               <w:rPr>
-                <w:rFonts w:hint="eastAsia"/>
+                <w:rFonts w:hint="eastAsia" w:ascii="宋体" w:hAnsi="宋体" w:eastAsia="宋体" w:cs="宋体"/>
                 <w:b/>
                 <w:bCs/>
                 <w:vertAlign w:val="baseline"/>
@@ -190,7 +188,7 @@
             </w:r>
             <w:r>
               <w:rPr>
-                <w:rFonts w:hint="eastAsia"/>
+                <w:rFonts w:hint="eastAsia" w:ascii="宋体" w:hAnsi="宋体" w:eastAsia="宋体" w:cs="宋体"/>
                 <w:b/>
                 <w:bCs/>
                 <w:vertAlign w:val="baseline"/>
@@ -200,7 +198,7 @@
             </w:r>
             <w:r>
               <w:rPr>
-                <w:rFonts w:hint="eastAsia"/>
+                <w:rFonts w:hint="eastAsia" w:ascii="宋体" w:hAnsi="宋体" w:eastAsia="宋体" w:cs="宋体"/>
                 <w:b/>
                 <w:bCs/>
                 <w:vertAlign w:val="baseline"/>
@@ -209,7 +207,7 @@
             </w:r>
             <w:r>
               <w:rPr>
-                <w:rFonts w:hint="eastAsia"/>
+                <w:rFonts w:hint="eastAsia" w:ascii="宋体" w:hAnsi="宋体" w:eastAsia="宋体" w:cs="宋体"/>
                 <w:b/>
                 <w:bCs/>
                 <w:vertAlign w:val="baseline"/>
@@ -219,7 +217,7 @@
             </w:r>
             <w:r>
               <w:rPr>
-                <w:rFonts w:hint="eastAsia"/>
+                <w:rFonts w:hint="eastAsia" w:ascii="宋体" w:hAnsi="宋体" w:eastAsia="宋体" w:cs="宋体"/>
                 <w:b/>
                 <w:bCs/>
                 <w:vertAlign w:val="baseline"/>
@@ -228,7 +226,7 @@
             </w:r>
             <w:r>
               <w:rPr>
-                <w:rFonts w:hint="eastAsia"/>
+                <w:rFonts w:hint="eastAsia" w:ascii="宋体" w:hAnsi="宋体" w:eastAsia="宋体" w:cs="宋体"/>
                 <w:b/>
                 <w:bCs/>
                 <w:vertAlign w:val="baseline"/>
@@ -771,6 +769,12 @@
                   <w:insideH w:val="single" w:color="auto" w:sz="4" w:space="0"/>
                   <w:insideV w:val="single" w:color="auto" w:sz="4" w:space="0"/>
                 </w:tblBorders>
+                <w:tblCellMar>
+                  <w:top w:w="0" w:type="dxa"/>
+                  <w:left w:w="108" w:type="dxa"/>
+                  <w:bottom w:w="0" w:type="dxa"/>
+                  <w:right w:w="108" w:type="dxa"/>
+                </w:tblCellMar>
               </w:tblPrEx>
               <w:trPr>
                 <w:trHeight w:val="367" w:hRule="atLeast"/>
@@ -800,8 +804,10 @@
                       <w:vertAlign w:val="baseline"/>
                       <w:lang w:val="en-US" w:eastAsia="zh-CN"/>
                     </w:rPr>
-                    <w:t>人工诊断结果：</w:t>
-                  </w:r>
+                    <w:t>人工诊断结果：{{abnormalStatus}}</w:t>
+                  </w:r>
+                  <w:bookmarkStart w:id="1" w:name="_GoBack"/>
+                  <w:bookmarkEnd w:id="1"/>
                 </w:p>
               </w:tc>
             </w:tr>
